--- a/pr-preview/pr-398/algebra-sums-tracked-changes.docx
+++ b/pr-preview/pr-398/algebra-sums-tracked-changes.docx
@@ -16,7 +16,7 @@
       </w:pPr>
       <w:del w:id="1" w:author="PR Preview" w:date="2026-01-01T00:00:00Z">
         <w:r>
-          <w:delText xml:space="preserve">Last modified: 2026-10-19 00:47:50 (PDT)</w:delText>
+          <w:delText xml:space="preserve">Last modified: 2026-10-19 03:23:43 (PDT)</w:delText>
         </w:r>
       </w:del>
     </w:p>
@@ -26,7 +26,7 @@
       </w:pPr>
       <w:ins w:id="2" w:author="PR Preview" w:date="2026-01-01T00:00:00Z">
         <w:r>
-          <w:t xml:space="preserve">Last modified: 2026-10-19 01:34:03 (PDT)</w:t>
+          <w:t xml:space="preserve">Last modified: 2026-10-19 04:22:38 (PDT)</w:t>
         </w:r>
       </w:ins>
     </w:p>
@@ -17732,7 +17732,7 @@
     </w:p>
     <w:bookmarkEnd w:id="68"/>
     <w:bookmarkEnd w:id="69"/>
-    <w:bookmarkStart w:id="82" w:name="sums-and-products-together"/>
+    <w:bookmarkStart w:id="84" w:name="sums-and-products-together"/>
     <w:p>
       <w:pPr>
         <w:pStyle w:val="Heading2"/>
@@ -20435,95 +20435,71 @@
       </w:r>
     </w:p>
     <w:bookmarkEnd w:id="79"/>
-    <w:bookmarkStart w:id="80" w:name="thm-square-of-a-sum"/>
+    <w:bookmarkStart w:id="80" w:name="thm-product-of-sums"/>
     <w:p>
       <w:pPr>
         <w:pStyle w:val="BodyText"/>
       </w:pPr>
-      <w:del w:id="3" w:author="PR Preview" w:date="2026-01-01T00:00:00Z">
-        <w:r>
-          <w:rPr>
-            <w:b/>
-            <w:bCs/>
-          </w:rPr>
-          <w:delText xml:space="preserve">Theorem 12 (Product of two sums (FOIL))</w:delText>
-        </w:r>
-      </w:del>
-      <w:del w:id="4" w:author="PR Preview" w:date="2026-01-01T00:00:00Z">
-        <w:r>
-          <w:delText xml:space="preserve"> </w:delText>
-        </w:r>
-      </w:del>
-      <w:del w:id="5" w:author="PR Preview" w:date="2026-01-01T00:00:00Z">
-        <w:r>
-          <w:delText xml:space="preserve">For any numbers</w:delText>
-        </w:r>
-      </w:del>
-      <w:del w:id="6" w:author="PR Preview" w:date="2026-01-01T00:00:00Z">
-        <w:r>
-          <w:delText xml:space="preserve"> </w:delText>
-        </w:r>
-      </w:del>
+      <w:r>
+        <w:rPr>
+          <w:b/>
+          <w:bCs/>
+        </w:rPr>
+        <w:t xml:space="preserve">Theorem 12 (Product of two sums (FOIL))</w:t>
+      </w:r>
+      <w:r>
+        <w:t xml:space="preserve"> </w:t>
+      </w:r>
+      <w:r>
+        <w:t xml:space="preserve">For any numbers</w:t>
+      </w:r>
+      <w:r>
+        <w:t xml:space="preserve"> </w:t>
+      </w:r>
       <m:oMath>
         <m:r>
           <m:t>a</m:t>
         </m:r>
       </m:oMath>
-      <w:del w:id="7" w:author="PR Preview" w:date="2026-01-01T00:00:00Z">
-        <w:r>
-          <w:delText xml:space="preserve">,</w:delText>
-        </w:r>
-      </w:del>
-      <w:del w:id="8" w:author="PR Preview" w:date="2026-01-01T00:00:00Z">
-        <w:r>
-          <w:delText xml:space="preserve"> </w:delText>
-        </w:r>
-      </w:del>
+      <w:r>
+        <w:t xml:space="preserve">,</w:t>
+      </w:r>
+      <w:r>
+        <w:t xml:space="preserve"> </w:t>
+      </w:r>
       <m:oMath>
         <m:r>
           <m:t>b</m:t>
         </m:r>
       </m:oMath>
-      <w:del w:id="9" w:author="PR Preview" w:date="2026-01-01T00:00:00Z">
-        <w:r>
-          <w:delText xml:space="preserve">,</w:delText>
-        </w:r>
-      </w:del>
-      <w:del w:id="10" w:author="PR Preview" w:date="2026-01-01T00:00:00Z">
-        <w:r>
-          <w:delText xml:space="preserve"> </w:delText>
-        </w:r>
-      </w:del>
+      <w:r>
+        <w:t xml:space="preserve">,</w:t>
+      </w:r>
+      <w:r>
+        <w:t xml:space="preserve"> </w:t>
+      </w:r>
       <m:oMath>
         <m:r>
           <m:t>c</m:t>
         </m:r>
       </m:oMath>
-      <w:del w:id="11" w:author="PR Preview" w:date="2026-01-01T00:00:00Z">
-        <w:r>
-          <w:delText xml:space="preserve"> </w:delText>
-        </w:r>
-      </w:del>
-      <w:del w:id="12" w:author="PR Preview" w:date="2026-01-01T00:00:00Z">
-        <w:r>
-          <w:delText xml:space="preserve">and</w:delText>
-        </w:r>
-      </w:del>
-      <w:del w:id="13" w:author="PR Preview" w:date="2026-01-01T00:00:00Z">
-        <w:r>
-          <w:delText xml:space="preserve"> </w:delText>
-        </w:r>
-      </w:del>
+      <w:r>
+        <w:t xml:space="preserve"> </w:t>
+      </w:r>
+      <w:r>
+        <w:t xml:space="preserve">and</w:t>
+      </w:r>
+      <w:r>
+        <w:t xml:space="preserve"> </w:t>
+      </w:r>
       <m:oMath>
         <m:r>
           <m:t>d</m:t>
         </m:r>
       </m:oMath>
-      <w:del w:id="14" w:author="PR Preview" w:date="2026-01-01T00:00:00Z">
-        <w:r>
-          <w:delText xml:space="preserve">,</w:delText>
-        </w:r>
-      </w:del>
+      <w:r>
+        <w:t xml:space="preserve">,</w:t>
+      </w:r>
     </w:p>
     <w:p>
       <w:pPr>
@@ -20643,30 +20619,22 @@
       <w:pPr>
         <w:pStyle w:val="FirstParagraph"/>
       </w:pPr>
-      <w:del w:id="15" w:author="PR Preview" w:date="2026-01-01T00:00:00Z">
-        <w:r>
-          <w:delText xml:space="preserve">The four products pair the</w:delText>
-        </w:r>
-      </w:del>
-      <w:del w:id="16" w:author="PR Preview" w:date="2026-01-01T00:00:00Z">
-        <w:r>
-          <w:delText xml:space="preserve"> </w:delText>
-        </w:r>
-      </w:del>
-      <w:del w:id="17" w:author="PR Preview" w:date="2026-01-01T00:00:00Z">
-        <w:r>
-          <w:rPr>
-            <w:b/>
-            <w:bCs/>
-          </w:rPr>
-          <w:delText xml:space="preserve">F</w:delText>
-        </w:r>
-      </w:del>
-      <w:del w:id="18" w:author="PR Preview" w:date="2026-01-01T00:00:00Z">
-        <w:r>
-          <w:delText xml:space="preserve">irst terms (</w:delText>
-        </w:r>
-      </w:del>
+      <w:r>
+        <w:t xml:space="preserve">The four products pair the</w:t>
+      </w:r>
+      <w:r>
+        <w:t xml:space="preserve"> </w:t>
+      </w:r>
+      <w:r>
+        <w:rPr>
+          <w:b/>
+          <w:bCs/>
+        </w:rPr>
+        <w:t xml:space="preserve">F</w:t>
+      </w:r>
+      <w:r>
+        <w:t xml:space="preserve">irst terms (</w:t>
+      </w:r>
       <m:oMath>
         <m:r>
           <m:t>a</m:t>
@@ -20675,30 +20643,22 @@
           <m:t>c</m:t>
         </m:r>
       </m:oMath>
-      <w:del w:id="19" w:author="PR Preview" w:date="2026-01-01T00:00:00Z">
-        <w:r>
-          <w:delText xml:space="preserve">), the</w:delText>
-        </w:r>
-      </w:del>
-      <w:del w:id="20" w:author="PR Preview" w:date="2026-01-01T00:00:00Z">
-        <w:r>
-          <w:delText xml:space="preserve"> </w:delText>
-        </w:r>
-      </w:del>
-      <w:del w:id="21" w:author="PR Preview" w:date="2026-01-01T00:00:00Z">
-        <w:r>
-          <w:rPr>
-            <w:b/>
-            <w:bCs/>
-          </w:rPr>
-          <w:delText xml:space="preserve">O</w:delText>
-        </w:r>
-      </w:del>
-      <w:del w:id="22" w:author="PR Preview" w:date="2026-01-01T00:00:00Z">
-        <w:r>
-          <w:delText xml:space="preserve">uter terms (</w:delText>
-        </w:r>
-      </w:del>
+      <w:r>
+        <w:t xml:space="preserve">), the</w:t>
+      </w:r>
+      <w:r>
+        <w:t xml:space="preserve"> </w:t>
+      </w:r>
+      <w:r>
+        <w:rPr>
+          <w:b/>
+          <w:bCs/>
+        </w:rPr>
+        <w:t xml:space="preserve">O</w:t>
+      </w:r>
+      <w:r>
+        <w:t xml:space="preserve">uter terms (</w:t>
+      </w:r>
       <m:oMath>
         <m:r>
           <m:t>a</m:t>
@@ -20707,30 +20667,22 @@
           <m:t>d</m:t>
         </m:r>
       </m:oMath>
-      <w:del w:id="23" w:author="PR Preview" w:date="2026-01-01T00:00:00Z">
-        <w:r>
-          <w:delText xml:space="preserve">), the</w:delText>
-        </w:r>
-      </w:del>
-      <w:del w:id="24" w:author="PR Preview" w:date="2026-01-01T00:00:00Z">
-        <w:r>
-          <w:delText xml:space="preserve"> </w:delText>
-        </w:r>
-      </w:del>
-      <w:del w:id="25" w:author="PR Preview" w:date="2026-01-01T00:00:00Z">
-        <w:r>
-          <w:rPr>
-            <w:b/>
-            <w:bCs/>
-          </w:rPr>
-          <w:delText xml:space="preserve">I</w:delText>
-        </w:r>
-      </w:del>
-      <w:del w:id="26" w:author="PR Preview" w:date="2026-01-01T00:00:00Z">
-        <w:r>
-          <w:delText xml:space="preserve">nner terms (</w:delText>
-        </w:r>
-      </w:del>
+      <w:r>
+        <w:t xml:space="preserve">), the</w:t>
+      </w:r>
+      <w:r>
+        <w:t xml:space="preserve"> </w:t>
+      </w:r>
+      <w:r>
+        <w:rPr>
+          <w:b/>
+          <w:bCs/>
+        </w:rPr>
+        <w:t xml:space="preserve">I</w:t>
+      </w:r>
+      <w:r>
+        <w:t xml:space="preserve">nner terms (</w:t>
+      </w:r>
       <m:oMath>
         <m:r>
           <m:t>b</m:t>
@@ -20739,30 +20691,22 @@
           <m:t>c</m:t>
         </m:r>
       </m:oMath>
-      <w:del w:id="27" w:author="PR Preview" w:date="2026-01-01T00:00:00Z">
-        <w:r>
-          <w:delText xml:space="preserve">) and the</w:delText>
-        </w:r>
-      </w:del>
-      <w:del w:id="28" w:author="PR Preview" w:date="2026-01-01T00:00:00Z">
-        <w:r>
-          <w:delText xml:space="preserve"> </w:delText>
-        </w:r>
-      </w:del>
-      <w:del w:id="29" w:author="PR Preview" w:date="2026-01-01T00:00:00Z">
-        <w:r>
-          <w:rPr>
-            <w:b/>
-            <w:bCs/>
-          </w:rPr>
-          <w:delText xml:space="preserve">L</w:delText>
-        </w:r>
-      </w:del>
-      <w:del w:id="30" w:author="PR Preview" w:date="2026-01-01T00:00:00Z">
-        <w:r>
-          <w:delText xml:space="preserve">ast terms (</w:delText>
-        </w:r>
-      </w:del>
+      <w:r>
+        <w:t xml:space="preserve">) and the</w:t>
+      </w:r>
+      <w:r>
+        <w:t xml:space="preserve"> </w:t>
+      </w:r>
+      <w:r>
+        <w:rPr>
+          <w:b/>
+          <w:bCs/>
+        </w:rPr>
+        <w:t xml:space="preserve">L</w:t>
+      </w:r>
+      <w:r>
+        <w:t xml:space="preserve">ast terms (</w:t>
+      </w:r>
       <m:oMath>
         <m:r>
           <m:t>b</m:t>
@@ -20771,59 +20715,44 @@
           <m:t>d</m:t>
         </m:r>
       </m:oMath>
-      <w:del w:id="31" w:author="PR Preview" w:date="2026-01-01T00:00:00Z">
-        <w:r>
-          <w:delText xml:space="preserve">),</w:delText>
-        </w:r>
-      </w:del>
-      <w:del w:id="32" w:author="PR Preview" w:date="2026-01-01T00:00:00Z">
-        <w:r>
-          <w:delText xml:space="preserve"> </w:delText>
-        </w:r>
-      </w:del>
-      <w:del w:id="33" w:author="PR Preview" w:date="2026-01-01T00:00:00Z">
-        <w:r>
-          <w:delText xml:space="preserve">which gives this rule its name,</w:delText>
-        </w:r>
-      </w:del>
-      <w:del w:id="34" w:author="PR Preview" w:date="2026-01-01T00:00:00Z">
-        <w:r>
-          <w:delText xml:space="preserve"> </w:delText>
-        </w:r>
-      </w:del>
-      <w:del w:id="35" w:author="PR Preview" w:date="2026-01-01T00:00:00Z">
-        <w:r>
-          <w:rPr>
-            <w:b/>
-            <w:bCs/>
-          </w:rPr>
-          <w:delText xml:space="preserve">FOIL</w:delText>
-        </w:r>
-      </w:del>
-      <w:del w:id="36" w:author="PR Preview" w:date="2026-01-01T00:00:00Z">
-        <w:r>
-          <w:delText xml:space="preserve">.</w:delText>
-        </w:r>
-      </w:del>
+      <w:r>
+        <w:t xml:space="preserve">),</w:t>
+      </w:r>
+      <w:r>
+        <w:t xml:space="preserve"> </w:t>
+      </w:r>
+      <w:r>
+        <w:t xml:space="preserve">which gives this rule its name,</w:t>
+      </w:r>
+      <w:r>
+        <w:t xml:space="preserve"> </w:t>
+      </w:r>
+      <w:r>
+        <w:rPr>
+          <w:b/>
+          <w:bCs/>
+        </w:rPr>
+        <w:t xml:space="preserve">FOIL</w:t>
+      </w:r>
+      <w:r>
+        <w:t xml:space="preserve">.</w:t>
+      </w:r>
     </w:p>
+    <w:bookmarkEnd w:id="80"/>
     <w:p>
       <w:pPr>
         <w:pStyle w:val="BodyText"/>
       </w:pPr>
-      <w:del w:id="37" w:author="PR Preview" w:date="2026-01-01T00:00:00Z">
-        <w:r>
-          <w:rPr>
-            <w:i/>
-            <w:iCs/>
-          </w:rPr>
-          <w:delText xml:space="preserve">Proof</w:delText>
-        </w:r>
-      </w:del>
-      <w:del w:id="38" w:author="PR Preview" w:date="2026-01-01T00:00:00Z">
-        <w:r>
-          <w:delText xml:space="preserve">. </w:delText>
-        </w:r>
-      </w:del>
+      <w:r>
+        <w:rPr>
+          <w:i/>
+          <w:iCs/>
+        </w:rPr>
+        <w:t xml:space="preserve">Proof</w:t>
+      </w:r>
+      <w:r>
+        <w:t xml:space="preserve">. </w:t>
+      </w:r>
     </w:p>
     <w:p>
       <w:pPr>
@@ -21147,34 +21076,27 @@
         </m:oMath>
       </m:oMathPara>
     </w:p>
+    <w:bookmarkStart w:id="81" w:name="exm-product-of-sums"/>
     <w:p>
       <w:pPr>
         <w:pStyle w:val="FirstParagraph"/>
       </w:pPr>
-      <w:del w:id="39" w:author="PR Preview" w:date="2026-01-01T00:00:00Z">
-        <w:r>
-          <w:rPr>
-            <w:b/>
-            <w:bCs/>
-          </w:rPr>
-          <w:delText xml:space="preserve">Example 18 (Checking FOIL)</w:delText>
-        </w:r>
-      </w:del>
-      <w:del w:id="40" w:author="PR Preview" w:date="2026-01-01T00:00:00Z">
-        <w:r>
-          <w:delText xml:space="preserve"> </w:delText>
-        </w:r>
-      </w:del>
-      <w:del w:id="41" w:author="PR Preview" w:date="2026-01-01T00:00:00Z">
-        <w:r>
-          <w:delText xml:space="preserve">With</w:delText>
-        </w:r>
-      </w:del>
-      <w:del w:id="42" w:author="PR Preview" w:date="2026-01-01T00:00:00Z">
-        <w:r>
-          <w:delText xml:space="preserve"> </w:delText>
-        </w:r>
-      </w:del>
+      <w:r>
+        <w:rPr>
+          <w:b/>
+          <w:bCs/>
+        </w:rPr>
+        <w:t xml:space="preserve">Example 18 (Checking FOIL)</w:t>
+      </w:r>
+      <w:r>
+        <w:t xml:space="preserve"> </w:t>
+      </w:r>
+      <w:r>
+        <w:t xml:space="preserve">With</w:t>
+      </w:r>
+      <w:r>
+        <w:t xml:space="preserve"> </w:t>
+      </w:r>
       <m:oMath>
         <m:r>
           <m:t>a</m:t>
@@ -21189,16 +21111,12 @@
           <m:t>1</m:t>
         </m:r>
       </m:oMath>
-      <w:del w:id="43" w:author="PR Preview" w:date="2026-01-01T00:00:00Z">
-        <w:r>
-          <w:delText xml:space="preserve">,</w:delText>
-        </w:r>
-      </w:del>
-      <w:del w:id="44" w:author="PR Preview" w:date="2026-01-01T00:00:00Z">
-        <w:r>
-          <w:delText xml:space="preserve"> </w:delText>
-        </w:r>
-      </w:del>
+      <w:r>
+        <w:t xml:space="preserve">,</w:t>
+      </w:r>
+      <w:r>
+        <w:t xml:space="preserve"> </w:t>
+      </w:r>
       <m:oMath>
         <m:r>
           <m:t>b</m:t>
@@ -21213,16 +21131,12 @@
           <m:t>2</m:t>
         </m:r>
       </m:oMath>
-      <w:del w:id="45" w:author="PR Preview" w:date="2026-01-01T00:00:00Z">
-        <w:r>
-          <w:delText xml:space="preserve">,</w:delText>
-        </w:r>
-      </w:del>
-      <w:del w:id="46" w:author="PR Preview" w:date="2026-01-01T00:00:00Z">
-        <w:r>
-          <w:delText xml:space="preserve"> </w:delText>
-        </w:r>
-      </w:del>
+      <w:r>
+        <w:t xml:space="preserve">,</w:t>
+      </w:r>
+      <w:r>
+        <w:t xml:space="preserve"> </w:t>
+      </w:r>
       <m:oMath>
         <m:r>
           <m:t>c</m:t>
@@ -21237,21 +21151,15 @@
           <m:t>3</m:t>
         </m:r>
       </m:oMath>
-      <w:del w:id="47" w:author="PR Preview" w:date="2026-01-01T00:00:00Z">
-        <w:r>
-          <w:delText xml:space="preserve"> </w:delText>
-        </w:r>
-      </w:del>
-      <w:del w:id="48" w:author="PR Preview" w:date="2026-01-01T00:00:00Z">
-        <w:r>
-          <w:delText xml:space="preserve">and</w:delText>
-        </w:r>
-      </w:del>
-      <w:del w:id="49" w:author="PR Preview" w:date="2026-01-01T00:00:00Z">
-        <w:r>
-          <w:delText xml:space="preserve"> </w:delText>
-        </w:r>
-      </w:del>
+      <w:r>
+        <w:t xml:space="preserve"> </w:t>
+      </w:r>
+      <w:r>
+        <w:t xml:space="preserve">and</w:t>
+      </w:r>
+      <w:r>
+        <w:t xml:space="preserve"> </w:t>
+      </w:r>
       <m:oMath>
         <m:r>
           <m:t>d</m:t>
@@ -21266,11 +21174,9 @@
           <m:t>4</m:t>
         </m:r>
       </m:oMath>
-      <w:del w:id="50" w:author="PR Preview" w:date="2026-01-01T00:00:00Z">
-        <w:r>
-          <w:delText xml:space="preserve">,</w:delText>
-        </w:r>
-      </w:del>
+      <w:r>
+        <w:t xml:space="preserve">,</w:t>
+      </w:r>
     </w:p>
     <w:p>
       <w:pPr>
@@ -21381,11 +21287,9 @@
       <w:pPr>
         <w:pStyle w:val="FirstParagraph"/>
       </w:pPr>
-      <w:del w:id="51" w:author="PR Preview" w:date="2026-01-01T00:00:00Z">
-        <w:r>
-          <w:delText xml:space="preserve">and</w:delText>
-        </w:r>
-      </w:del>
+      <w:r>
+        <w:t xml:space="preserve">and</w:t>
+      </w:r>
     </w:p>
     <w:p>
       <w:pPr>
@@ -21532,16 +21436,12 @@
       <w:pPr>
         <w:pStyle w:val="FirstParagraph"/>
       </w:pPr>
-      <w:del w:id="52" w:author="PR Preview" w:date="2026-01-01T00:00:00Z">
-        <w:r>
-          <w:delText xml:space="preserve">Setting</w:delText>
-        </w:r>
-      </w:del>
-      <w:del w:id="53" w:author="PR Preview" w:date="2026-01-01T00:00:00Z">
-        <w:r>
-          <w:delText xml:space="preserve"> </w:delText>
-        </w:r>
-      </w:del>
+      <w:r>
+        <w:t xml:space="preserve">Setting</w:t>
+      </w:r>
+      <w:r>
+        <w:t xml:space="preserve"> </w:t>
+      </w:r>
       <m:oMath>
         <m:r>
           <m:t>c</m:t>
@@ -21556,21 +21456,15 @@
           <m:t>a</m:t>
         </m:r>
       </m:oMath>
-      <w:del w:id="54" w:author="PR Preview" w:date="2026-01-01T00:00:00Z">
-        <w:r>
-          <w:delText xml:space="preserve"> </w:delText>
-        </w:r>
-      </w:del>
-      <w:del w:id="55" w:author="PR Preview" w:date="2026-01-01T00:00:00Z">
-        <w:r>
-          <w:delText xml:space="preserve">and</w:delText>
-        </w:r>
-      </w:del>
-      <w:del w:id="56" w:author="PR Preview" w:date="2026-01-01T00:00:00Z">
-        <w:r>
-          <w:delText xml:space="preserve"> </w:delText>
-        </w:r>
-      </w:del>
+      <w:r>
+        <w:t xml:space="preserve"> </w:t>
+      </w:r>
+      <w:r>
+        <w:t xml:space="preserve">and</w:t>
+      </w:r>
+      <w:r>
+        <w:t xml:space="preserve"> </w:t>
+      </w:r>
       <m:oMath>
         <m:r>
           <m:t>d</m:t>
@@ -21585,21 +21479,15 @@
           <m:t>b</m:t>
         </m:r>
       </m:oMath>
-      <w:del w:id="57" w:author="PR Preview" w:date="2026-01-01T00:00:00Z">
-        <w:r>
-          <w:delText xml:space="preserve"> </w:delText>
-        </w:r>
-      </w:del>
-      <w:del w:id="58" w:author="PR Preview" w:date="2026-01-01T00:00:00Z">
-        <w:r>
-          <w:delText xml:space="preserve">gives</w:delText>
-        </w:r>
-      </w:del>
-      <w:del w:id="59" w:author="PR Preview" w:date="2026-01-01T00:00:00Z">
-        <w:r>
-          <w:delText xml:space="preserve"> </w:delText>
-        </w:r>
-      </w:del>
+      <w:r>
+        <w:t xml:space="preserve"> </w:t>
+      </w:r>
+      <w:r>
+        <w:t xml:space="preserve">gives</w:t>
+      </w:r>
+      <w:r>
+        <w:t xml:space="preserve"> </w:t>
+      </w:r>
       <m:oMath>
         <m:r>
           <m:rPr>
@@ -21695,51 +21583,35 @@
           </m:sup>
         </m:sSup>
       </m:oMath>
-      <w:del w:id="60" w:author="PR Preview" w:date="2026-01-01T00:00:00Z">
+      <w:r>
+        <w:t xml:space="preserve">,</w:t>
+      </w:r>
+      <w:r>
+        <w:t xml:space="preserve"> </w:t>
+      </w:r>
+      <w:r>
+        <w:t xml:space="preserve">which is the</w:t>
+      </w:r>
+      <w:r>
+        <w:t xml:space="preserve"> </w:t>
+      </w:r>
+      <w:hyperlink w:anchor="thm-square-of-a-sum">
         <w:r>
-          <w:delText xml:space="preserve">,</w:delText>
+          <w:rPr>
+            <w:rStyle w:val="Hyperlink"/>
+          </w:rPr>
+          <w:t xml:space="preserve">square of a sum</w:t>
         </w:r>
-      </w:del>
-      <w:del w:id="61" w:author="PR Preview" w:date="2026-01-01T00:00:00Z">
-        <w:r>
-          <w:delText xml:space="preserve"> </w:delText>
-        </w:r>
-      </w:del>
-      <w:del w:id="62" w:author="PR Preview" w:date="2026-01-01T00:00:00Z">
-        <w:r>
-          <w:delText xml:space="preserve">which is the</w:delText>
-        </w:r>
-      </w:del>
-      <w:del w:id="63" w:author="PR Preview" w:date="2026-01-01T00:00:00Z">
-        <w:r>
-          <w:delText xml:space="preserve"> </w:delText>
-        </w:r>
-      </w:del>
-      <w:hyperlink w:anchor="thm-square-of-a-sum">
-        <w:del w:id="64" w:author="PR Preview" w:date="2026-01-01T00:00:00Z">
-          <w:r>
-            <w:rPr>
-              <w:rStyle w:val="Hyperlink"/>
-            </w:rPr>
-            <w:delText xml:space="preserve">square of a sum</w:delText>
-          </w:r>
-        </w:del>
       </w:hyperlink>
-      <w:del w:id="65" w:author="PR Preview" w:date="2026-01-01T00:00:00Z">
-        <w:r>
-          <w:delText xml:space="preserve"> </w:delText>
-        </w:r>
-      </w:del>
-      <w:del w:id="66" w:author="PR Preview" w:date="2026-01-01T00:00:00Z">
-        <w:r>
-          <w:delText xml:space="preserve">once</w:delText>
-        </w:r>
-      </w:del>
-      <w:del w:id="67" w:author="PR Preview" w:date="2026-01-01T00:00:00Z">
-        <w:r>
-          <w:delText xml:space="preserve"> </w:delText>
-        </w:r>
-      </w:del>
+      <w:r>
+        <w:t xml:space="preserve"> </w:t>
+      </w:r>
+      <w:r>
+        <w:t xml:space="preserve">once</w:t>
+      </w:r>
+      <w:r>
+        <w:t xml:space="preserve"> </w:t>
+      </w:r>
       <m:oMath>
         <m:r>
           <m:t>a</m:t>
@@ -21748,21 +21620,15 @@
           <m:t>b</m:t>
         </m:r>
       </m:oMath>
-      <w:del w:id="68" w:author="PR Preview" w:date="2026-01-01T00:00:00Z">
-        <w:r>
-          <w:delText xml:space="preserve"> </w:delText>
-        </w:r>
-      </w:del>
-      <w:del w:id="69" w:author="PR Preview" w:date="2026-01-01T00:00:00Z">
-        <w:r>
-          <w:delText xml:space="preserve">and</w:delText>
-        </w:r>
-      </w:del>
-      <w:del w:id="70" w:author="PR Preview" w:date="2026-01-01T00:00:00Z">
-        <w:r>
-          <w:delText xml:space="preserve"> </w:delText>
-        </w:r>
-      </w:del>
+      <w:r>
+        <w:t xml:space="preserve"> </w:t>
+      </w:r>
+      <w:r>
+        <w:t xml:space="preserve">and</w:t>
+      </w:r>
+      <w:r>
+        <w:t xml:space="preserve"> </w:t>
+      </w:r>
       <m:oMath>
         <m:r>
           <m:t>b</m:t>
@@ -21771,134 +21637,57 @@
           <m:t>a</m:t>
         </m:r>
       </m:oMath>
-      <w:del w:id="71" w:author="PR Preview" w:date="2026-01-01T00:00:00Z">
-        <w:r>
-          <w:delText xml:space="preserve"> </w:delText>
-        </w:r>
-      </w:del>
-      <w:del w:id="72" w:author="PR Preview" w:date="2026-01-01T00:00:00Z">
-        <w:r>
-          <w:delText xml:space="preserve">are combined.</w:delText>
-        </w:r>
-      </w:del>
+      <w:r>
+        <w:t xml:space="preserve"> </w:t>
+      </w:r>
+      <w:r>
+        <w:t xml:space="preserve">are combined.</w:t>
+      </w:r>
     </w:p>
+    <w:bookmarkEnd w:id="81"/>
+    <w:bookmarkStart w:id="82" w:name="thm-square-of-a-sum"/>
     <w:p>
       <w:pPr>
         <w:pStyle w:val="BodyText"/>
       </w:pPr>
-      <w:del w:id="73" w:author="PR Preview" w:date="2026-01-01T00:00:00Z">
-        <w:r>
-          <w:rPr>
-            <w:b/>
-            <w:bCs/>
-          </w:rPr>
-          <w:delText xml:space="preserve">Theorem 13 (Square of a sum)</w:delText>
-        </w:r>
-      </w:del>
-      <w:del w:id="74" w:author="PR Preview" w:date="2026-01-01T00:00:00Z">
-        <w:r>
-          <w:delText xml:space="preserve"> </w:delText>
-        </w:r>
-      </w:del>
-      <w:del w:id="75" w:author="PR Preview" w:date="2026-01-01T00:00:00Z">
-        <w:r>
-          <w:delText xml:space="preserve">For any numbers</w:delText>
-        </w:r>
-      </w:del>
-      <w:del w:id="76" w:author="PR Preview" w:date="2026-01-01T00:00:00Z">
-        <w:r>
-          <w:delText xml:space="preserve"> </w:delText>
-        </w:r>
-      </w:del>
+      <w:r>
+        <w:rPr>
+          <w:b/>
+          <w:bCs/>
+        </w:rPr>
+        <w:t xml:space="preserve">Theorem 13 (Square of a sum)</w:t>
+      </w:r>
+      <w:r>
+        <w:t xml:space="preserve"> </w:t>
+      </w:r>
+      <w:r>
+        <w:t xml:space="preserve">For any numbers</w:t>
+      </w:r>
+      <w:r>
+        <w:t xml:space="preserve"> </w:t>
+      </w:r>
       <m:oMath>
         <m:r>
           <m:t>a</m:t>
         </m:r>
       </m:oMath>
-      <w:del w:id="77" w:author="PR Preview" w:date="2026-01-01T00:00:00Z">
-        <w:r>
-          <w:delText xml:space="preserve"> </w:delText>
-        </w:r>
-      </w:del>
-      <w:del w:id="78" w:author="PR Preview" w:date="2026-01-01T00:00:00Z">
-        <w:r>
-          <w:delText xml:space="preserve">and</w:delText>
-        </w:r>
-      </w:del>
-      <w:del w:id="79" w:author="PR Preview" w:date="2026-01-01T00:00:00Z">
-        <w:r>
-          <w:delText xml:space="preserve"> </w:delText>
-        </w:r>
-      </w:del>
+      <w:r>
+        <w:t xml:space="preserve"> </w:t>
+      </w:r>
+      <w:r>
+        <w:t xml:space="preserve">and</w:t>
+      </w:r>
+      <w:r>
+        <w:t xml:space="preserve"> </w:t>
+      </w:r>
       <m:oMath>
         <m:r>
           <m:t>b</m:t>
         </m:r>
       </m:oMath>
-      <w:del w:id="80" w:author="PR Preview" w:date="2026-01-01T00:00:00Z">
-        <w:r>
-          <w:delText xml:space="preserve">,</w:delText>
-        </w:r>
-      </w:del>
-    </w:p>
-    <w:p>
-      <w:pPr>
-        <w:pStyle w:val="BodyText"/>
-      </w:pPr>
-      <w:ins w:id="81" w:author="PR Preview" w:date="2026-01-01T00:00:00Z">
-        <w:r>
-          <w:rPr>
-            <w:b/>
-            <w:bCs/>
-          </w:rPr>
-          <w:t xml:space="preserve">Theorem 12 (Square of a sum)</w:t>
-        </w:r>
-      </w:ins>
-      <w:ins w:id="82" w:author="PR Preview" w:date="2026-01-01T00:00:00Z">
-        <w:r>
-          <w:t xml:space="preserve"> </w:t>
-        </w:r>
-      </w:ins>
-      <w:ins w:id="83" w:author="PR Preview" w:date="2026-01-01T00:00:00Z">
-        <w:r>
-          <w:t xml:space="preserve">For any numbers</w:t>
-        </w:r>
-      </w:ins>
-      <w:ins w:id="84" w:author="PR Preview" w:date="2026-01-01T00:00:00Z">
-        <w:r>
-          <w:t xml:space="preserve"> </w:t>
-        </w:r>
-      </w:ins>
-      <m:oMath>
-        <m:r>
-          <m:t>a</m:t>
-        </m:r>
-      </m:oMath>
-      <w:ins w:id="85" w:author="PR Preview" w:date="2026-01-01T00:00:00Z">
-        <w:r>
-          <w:t xml:space="preserve"> </w:t>
-        </w:r>
-      </w:ins>
-      <w:ins w:id="86" w:author="PR Preview" w:date="2026-01-01T00:00:00Z">
-        <w:r>
-          <w:t xml:space="preserve">and</w:t>
-        </w:r>
-      </w:ins>
-      <w:ins w:id="87" w:author="PR Preview" w:date="2026-01-01T00:00:00Z">
-        <w:r>
-          <w:t xml:space="preserve"> </w:t>
-        </w:r>
-      </w:ins>
-      <m:oMath>
-        <m:r>
-          <m:t>b</m:t>
-        </m:r>
-      </m:oMath>
-      <w:ins w:id="88" w:author="PR Preview" w:date="2026-01-01T00:00:00Z">
-        <w:r>
-          <w:t xml:space="preserve">,</w:t>
-        </w:r>
-      </w:ins>
+      <w:r>
+        <w:t xml:space="preserve">,</w:t>
+      </w:r>
     </w:p>
     <w:p>
       <w:pPr>
@@ -21996,7 +21785,7 @@
         </m:oMath>
       </m:oMathPara>
     </w:p>
-    <w:bookmarkEnd w:id="80"/>
+    <w:bookmarkEnd w:id="82"/>
     <w:p>
       <w:pPr>
         <w:pStyle w:val="FirstParagraph"/>
@@ -22029,106 +21818,78 @@
         <w:t xml:space="preserve">.</w:t>
       </w:r>
     </w:p>
-    <w:bookmarkStart w:id="81" w:name="rem-square-of-a-difference"/>
+    <w:bookmarkStart w:id="83" w:name="rem-square-of-a-difference"/>
     <w:p>
       <w:pPr>
         <w:pStyle w:val="BodyText"/>
       </w:pPr>
-      <w:del w:id="89" w:author="PR Preview" w:date="2026-01-01T00:00:00Z">
+      <w:r>
+        <w:rPr>
+          <w:i/>
+          <w:iCs/>
+        </w:rPr>
+        <w:t xml:space="preserve">Remark 5</w:t>
+      </w:r>
+      <w:r>
+        <w:t xml:space="preserve"> (Square of a difference). </w:t>
+      </w:r>
+      <w:r>
+        <w:t xml:space="preserve">Replacing</w:t>
+      </w:r>
+      <w:r>
+        <w:t xml:space="preserve"> </w:t>
+      </w:r>
+      <m:oMath>
+        <m:r>
+          <m:t>b</m:t>
+        </m:r>
+      </m:oMath>
+      <w:r>
+        <w:t xml:space="preserve"> </w:t>
+      </w:r>
+      <w:r>
+        <w:t xml:space="preserve">by</w:t>
+      </w:r>
+      <w:r>
+        <w:t xml:space="preserve"> </w:t>
+      </w:r>
+      <m:oMath>
+        <m:r>
+          <m:rPr>
+            <m:sty m:val="p"/>
+          </m:rPr>
+          <m:t>−</m:t>
+        </m:r>
+        <m:r>
+          <m:t>b</m:t>
+        </m:r>
+      </m:oMath>
+      <w:r>
+        <w:t xml:space="preserve"> </w:t>
+      </w:r>
+      <w:r>
+        <w:t xml:space="preserve">in</w:t>
+      </w:r>
+      <w:r>
+        <w:t xml:space="preserve"> </w:t>
+      </w:r>
+      <w:hyperlink w:anchor="thm-square-of-a-sum">
         <w:r>
           <w:rPr>
-            <w:i/>
-            <w:iCs/>
+            <w:rStyle w:val="Hyperlink"/>
           </w:rPr>
-          <w:delText xml:space="preserve">Remark 5</w:delText>
+          <w:t xml:space="preserve">Theorem 13</w:t>
         </w:r>
-      </w:del>
-      <w:del w:id="90" w:author="PR Preview" w:date="2026-01-01T00:00:00Z">
-        <w:r>
-          <w:delText xml:space="preserve"> (Square of a difference). </w:delText>
-        </w:r>
-      </w:del>
-      <w:del w:id="91" w:author="PR Preview" w:date="2026-01-01T00:00:00Z">
-        <w:r>
-          <w:delText xml:space="preserve">Replacing</w:delText>
-        </w:r>
-      </w:del>
-      <w:del w:id="92" w:author="PR Preview" w:date="2026-01-01T00:00:00Z">
-        <w:r>
-          <w:delText xml:space="preserve"> </w:delText>
-        </w:r>
-      </w:del>
-      <m:oMath>
-        <m:r>
-          <m:t>b</m:t>
-        </m:r>
-      </m:oMath>
-      <w:del w:id="93" w:author="PR Preview" w:date="2026-01-01T00:00:00Z">
-        <w:r>
-          <w:delText xml:space="preserve"> </w:delText>
-        </w:r>
-      </w:del>
-      <w:del w:id="94" w:author="PR Preview" w:date="2026-01-01T00:00:00Z">
-        <w:r>
-          <w:delText xml:space="preserve">by</w:delText>
-        </w:r>
-      </w:del>
-      <w:del w:id="95" w:author="PR Preview" w:date="2026-01-01T00:00:00Z">
-        <w:r>
-          <w:delText xml:space="preserve"> </w:delText>
-        </w:r>
-      </w:del>
-      <m:oMath>
-        <m:r>
-          <m:rPr>
-            <m:sty m:val="p"/>
-          </m:rPr>
-          <m:t>−</m:t>
-        </m:r>
-        <m:r>
-          <m:t>b</m:t>
-        </m:r>
-      </m:oMath>
-      <w:del w:id="96" w:author="PR Preview" w:date="2026-01-01T00:00:00Z">
-        <w:r>
-          <w:delText xml:space="preserve"> </w:delText>
-        </w:r>
-      </w:del>
-      <w:del w:id="97" w:author="PR Preview" w:date="2026-01-01T00:00:00Z">
-        <w:r>
-          <w:delText xml:space="preserve">in</w:delText>
-        </w:r>
-      </w:del>
-      <w:del w:id="98" w:author="PR Preview" w:date="2026-01-01T00:00:00Z">
-        <w:r>
-          <w:delText xml:space="preserve"> </w:delText>
-        </w:r>
-      </w:del>
-      <w:hyperlink w:anchor="thm-square-of-a-sum">
-        <w:del w:id="99" w:author="PR Preview" w:date="2026-01-01T00:00:00Z">
-          <w:r>
-            <w:rPr>
-              <w:rStyle w:val="Hyperlink"/>
-            </w:rPr>
-            <w:delText xml:space="preserve">Theorem 13</w:delText>
-          </w:r>
-        </w:del>
       </w:hyperlink>
-      <w:del w:id="100" w:author="PR Preview" w:date="2026-01-01T00:00:00Z">
-        <w:r>
-          <w:delText xml:space="preserve"> </w:delText>
-        </w:r>
-      </w:del>
-      <w:del w:id="101" w:author="PR Preview" w:date="2026-01-01T00:00:00Z">
-        <w:r>
-          <w:delText xml:space="preserve">gives</w:delText>
-        </w:r>
-      </w:del>
-      <w:del w:id="102" w:author="PR Preview" w:date="2026-01-01T00:00:00Z">
-        <w:r>
-          <w:delText xml:space="preserve"> </w:delText>
-        </w:r>
-      </w:del>
+      <w:r>
+        <w:t xml:space="preserve"> </w:t>
+      </w:r>
+      <w:r>
+        <w:t xml:space="preserve">gives</w:t>
+      </w:r>
+      <w:r>
+        <w:t xml:space="preserve"> </w:t>
+      </w:r>
       <m:oMath>
         <m:r>
           <m:rPr>
@@ -22215,26 +21976,18 @@
           </m:sup>
         </m:sSup>
       </m:oMath>
-      <w:del w:id="103" w:author="PR Preview" w:date="2026-01-01T00:00:00Z">
-        <w:r>
-          <w:delText xml:space="preserve">.</w:delText>
-        </w:r>
-      </w:del>
-      <w:del w:id="104" w:author="PR Preview" w:date="2026-01-01T00:00:00Z">
-        <w:r>
-          <w:delText xml:space="preserve"> </w:delText>
-        </w:r>
-      </w:del>
-      <w:del w:id="105" w:author="PR Preview" w:date="2026-01-01T00:00:00Z">
-        <w:r>
-          <w:delText xml:space="preserve">For example, the square</w:delText>
-        </w:r>
-      </w:del>
-      <w:del w:id="106" w:author="PR Preview" w:date="2026-01-01T00:00:00Z">
-        <w:r>
-          <w:delText xml:space="preserve"> </w:delText>
-        </w:r>
-      </w:del>
+      <w:r>
+        <w:t xml:space="preserve">.</w:t>
+      </w:r>
+      <w:r>
+        <w:t xml:space="preserve"> </w:t>
+      </w:r>
+      <w:r>
+        <w:t xml:space="preserve">For example, the square</w:t>
+      </w:r>
+      <w:r>
+        <w:t xml:space="preserve"> </w:t>
+      </w:r>
       <m:oMath>
         <m:r>
           <m:rPr>
@@ -22277,41 +22030,29 @@
           </m:sup>
         </m:sSup>
       </m:oMath>
-      <w:del w:id="107" w:author="PR Preview" w:date="2026-01-01T00:00:00Z">
-        <w:r>
-          <w:delText xml:space="preserve"> </w:delText>
-        </w:r>
-      </w:del>
-      <w:del w:id="108" w:author="PR Preview" w:date="2026-01-01T00:00:00Z">
-        <w:r>
-          <w:delText xml:space="preserve">of the difference between an observed value</w:delText>
-        </w:r>
-      </w:del>
-      <w:del w:id="109" w:author="PR Preview" w:date="2026-01-01T00:00:00Z">
-        <w:r>
-          <w:delText xml:space="preserve"> </w:delText>
-        </w:r>
-      </w:del>
+      <w:r>
+        <w:t xml:space="preserve"> </w:t>
+      </w:r>
+      <w:r>
+        <w:t xml:space="preserve">of the difference between an observed value</w:t>
+      </w:r>
+      <w:r>
+        <w:t xml:space="preserve"> </w:t>
+      </w:r>
       <m:oMath>
         <m:r>
           <m:t>y</m:t>
         </m:r>
       </m:oMath>
-      <w:del w:id="110" w:author="PR Preview" w:date="2026-01-01T00:00:00Z">
-        <w:r>
-          <w:delText xml:space="preserve"> </w:delText>
-        </w:r>
-      </w:del>
-      <w:del w:id="111" w:author="PR Preview" w:date="2026-01-01T00:00:00Z">
-        <w:r>
-          <w:delText xml:space="preserve">and a prediction</w:delText>
-        </w:r>
-      </w:del>
-      <w:del w:id="112" w:author="PR Preview" w:date="2026-01-01T00:00:00Z">
-        <w:r>
-          <w:delText xml:space="preserve"> </w:delText>
-        </w:r>
-      </w:del>
+      <w:r>
+        <w:t xml:space="preserve"> </w:t>
+      </w:r>
+      <w:r>
+        <w:t xml:space="preserve">and a prediction</w:t>
+      </w:r>
+      <w:r>
+        <w:t xml:space="preserve"> </w:t>
+      </w:r>
       <m:oMath>
         <m:acc>
           <m:accPr>
@@ -22324,41 +22065,27 @@
           </m:e>
         </m:acc>
       </m:oMath>
-      <w:del w:id="113" w:author="PR Preview" w:date="2026-01-01T00:00:00Z">
-        <w:r>
-          <w:delText xml:space="preserve"> </w:delText>
-        </w:r>
-      </w:del>
-      <w:del w:id="114" w:author="PR Preview" w:date="2026-01-01T00:00:00Z">
-        <w:r>
-          <w:delText xml:space="preserve">of it</w:delText>
-        </w:r>
-      </w:del>
-      <w:del w:id="115" w:author="PR Preview" w:date="2026-01-01T00:00:00Z">
-        <w:r>
-          <w:delText xml:space="preserve"> </w:delText>
-        </w:r>
-      </w:del>
-      <w:del w:id="116" w:author="PR Preview" w:date="2026-01-01T00:00:00Z">
-        <w:r>
-          <w:delText xml:space="preserve">expands this way.</w:delText>
-        </w:r>
-      </w:del>
-      <w:del w:id="117" w:author="PR Preview" w:date="2026-01-01T00:00:00Z">
-        <w:r>
-          <w:delText xml:space="preserve"> </w:delText>
-        </w:r>
-      </w:del>
-      <w:del w:id="118" w:author="PR Preview" w:date="2026-01-01T00:00:00Z">
-        <w:r>
-          <w:delText xml:space="preserve">With</w:delText>
-        </w:r>
-      </w:del>
-      <w:del w:id="119" w:author="PR Preview" w:date="2026-01-01T00:00:00Z">
-        <w:r>
-          <w:delText xml:space="preserve"> </w:delText>
-        </w:r>
-      </w:del>
+      <w:r>
+        <w:t xml:space="preserve"> </w:t>
+      </w:r>
+      <w:r>
+        <w:t xml:space="preserve">of it</w:t>
+      </w:r>
+      <w:r>
+        <w:t xml:space="preserve"> </w:t>
+      </w:r>
+      <w:r>
+        <w:t xml:space="preserve">expands this way.</w:t>
+      </w:r>
+      <w:r>
+        <w:t xml:space="preserve"> </w:t>
+      </w:r>
+      <w:r>
+        <w:t xml:space="preserve">With</w:t>
+      </w:r>
+      <w:r>
+        <w:t xml:space="preserve"> </w:t>
+      </w:r>
       <m:oMath>
         <m:r>
           <m:t>y</m:t>
@@ -22373,21 +22100,15 @@
           <m:t>5</m:t>
         </m:r>
       </m:oMath>
-      <w:del w:id="120" w:author="PR Preview" w:date="2026-01-01T00:00:00Z">
-        <w:r>
-          <w:delText xml:space="preserve"> </w:delText>
-        </w:r>
-      </w:del>
-      <w:del w:id="121" w:author="PR Preview" w:date="2026-01-01T00:00:00Z">
-        <w:r>
-          <w:delText xml:space="preserve">and</w:delText>
-        </w:r>
-      </w:del>
-      <w:del w:id="122" w:author="PR Preview" w:date="2026-01-01T00:00:00Z">
-        <w:r>
-          <w:delText xml:space="preserve"> </w:delText>
-        </w:r>
-      </w:del>
+      <w:r>
+        <w:t xml:space="preserve"> </w:t>
+      </w:r>
+      <w:r>
+        <w:t xml:space="preserve">and</w:t>
+      </w:r>
+      <w:r>
+        <w:t xml:space="preserve"> </w:t>
+      </w:r>
       <m:oMath>
         <m:acc>
           <m:accPr>
@@ -22409,396 +22130,9 @@
           <m:t>3</m:t>
         </m:r>
       </m:oMath>
-      <w:del w:id="123" w:author="PR Preview" w:date="2026-01-01T00:00:00Z">
-        <w:r>
-          <w:delText xml:space="preserve">,</w:delText>
-        </w:r>
-      </w:del>
-    </w:p>
-    <w:p>
-      <w:pPr>
-        <w:pStyle w:val="BodyText"/>
-      </w:pPr>
-      <w:ins w:id="124" w:author="PR Preview" w:date="2026-01-01T00:00:00Z">
-        <w:r>
-          <w:rPr>
-            <w:i/>
-            <w:iCs/>
-          </w:rPr>
-          <w:t xml:space="preserve">Remark 5</w:t>
-        </w:r>
-      </w:ins>
-      <w:ins w:id="125" w:author="PR Preview" w:date="2026-01-01T00:00:00Z">
-        <w:r>
-          <w:t xml:space="preserve"> (Square of a difference). </w:t>
-        </w:r>
-      </w:ins>
-      <w:ins w:id="126" w:author="PR Preview" w:date="2026-01-01T00:00:00Z">
-        <w:r>
-          <w:t xml:space="preserve">Replacing</w:t>
-        </w:r>
-      </w:ins>
-      <w:ins w:id="127" w:author="PR Preview" w:date="2026-01-01T00:00:00Z">
-        <w:r>
-          <w:t xml:space="preserve"> </w:t>
-        </w:r>
-      </w:ins>
-      <m:oMath>
-        <m:r>
-          <m:t>b</m:t>
-        </m:r>
-      </m:oMath>
-      <w:ins w:id="128" w:author="PR Preview" w:date="2026-01-01T00:00:00Z">
-        <w:r>
-          <w:t xml:space="preserve"> </w:t>
-        </w:r>
-      </w:ins>
-      <w:ins w:id="129" w:author="PR Preview" w:date="2026-01-01T00:00:00Z">
-        <w:r>
-          <w:t xml:space="preserve">by</w:t>
-        </w:r>
-      </w:ins>
-      <w:ins w:id="130" w:author="PR Preview" w:date="2026-01-01T00:00:00Z">
-        <w:r>
-          <w:t xml:space="preserve"> </w:t>
-        </w:r>
-      </w:ins>
-      <m:oMath>
-        <m:r>
-          <m:rPr>
-            <m:sty m:val="p"/>
-          </m:rPr>
-          <m:t>−</m:t>
-        </m:r>
-        <m:r>
-          <m:t>b</m:t>
-        </m:r>
-      </m:oMath>
-      <w:ins w:id="131" w:author="PR Preview" w:date="2026-01-01T00:00:00Z">
-        <w:r>
-          <w:t xml:space="preserve"> </w:t>
-        </w:r>
-      </w:ins>
-      <w:ins w:id="132" w:author="PR Preview" w:date="2026-01-01T00:00:00Z">
-        <w:r>
-          <w:t xml:space="preserve">in</w:t>
-        </w:r>
-      </w:ins>
-      <w:ins w:id="133" w:author="PR Preview" w:date="2026-01-01T00:00:00Z">
-        <w:r>
-          <w:t xml:space="preserve"> </w:t>
-        </w:r>
-      </w:ins>
-      <w:hyperlink w:anchor="thm-square-of-a-sum">
-        <w:ins w:id="134" w:author="PR Preview" w:date="2026-01-01T00:00:00Z">
-          <w:r>
-            <w:rPr>
-              <w:rStyle w:val="Hyperlink"/>
-            </w:rPr>
-            <w:t xml:space="preserve">Theorem 12</w:t>
-          </w:r>
-        </w:ins>
-      </w:hyperlink>
-      <w:ins w:id="135" w:author="PR Preview" w:date="2026-01-01T00:00:00Z">
-        <w:r>
-          <w:t xml:space="preserve"> </w:t>
-        </w:r>
-      </w:ins>
-      <w:ins w:id="136" w:author="PR Preview" w:date="2026-01-01T00:00:00Z">
-        <w:r>
-          <w:t xml:space="preserve">gives</w:t>
-        </w:r>
-      </w:ins>
-      <w:ins w:id="137" w:author="PR Preview" w:date="2026-01-01T00:00:00Z">
-        <w:r>
-          <w:t xml:space="preserve"> </w:t>
-        </w:r>
-      </w:ins>
-      <m:oMath>
-        <m:r>
-          <m:rPr>
-            <m:sty m:val="p"/>
-          </m:rPr>
-          <m:t>(</m:t>
-        </m:r>
-        <m:r>
-          <m:t>a</m:t>
-        </m:r>
-        <m:r>
-          <m:rPr>
-            <m:sty m:val="p"/>
-          </m:rPr>
-          <m:t>−</m:t>
-        </m:r>
-        <m:r>
-          <m:t>b</m:t>
-        </m:r>
-        <m:sSup>
-          <m:e>
-            <m:r>
-              <m:rPr>
-                <m:sty m:val="p"/>
-              </m:rPr>
-              <m:t>)</m:t>
-            </m:r>
-          </m:e>
-          <m:sup>
-            <m:r>
-              <m:t>2</m:t>
-            </m:r>
-          </m:sup>
-        </m:sSup>
-        <m:r>
-          <m:rPr>
-            <m:sty m:val="p"/>
-          </m:rPr>
-          <m:t>=</m:t>
-        </m:r>
-        <m:sSup>
-          <m:e>
-            <m:r>
-              <m:t>a</m:t>
-            </m:r>
-          </m:e>
-          <m:sup>
-            <m:r>
-              <m:t>2</m:t>
-            </m:r>
-          </m:sup>
-        </m:sSup>
-        <m:r>
-          <m:rPr>
-            <m:sty m:val="p"/>
-          </m:rPr>
-          <m:t>−</m:t>
-        </m:r>
-        <m:r>
-          <m:t>2</m:t>
-        </m:r>
-        <m:r>
-          <m:t>a</m:t>
-        </m:r>
-        <m:r>
-          <m:t>b</m:t>
-        </m:r>
-        <m:r>
-          <m:rPr>
-            <m:sty m:val="p"/>
-          </m:rPr>
-          <m:t>+</m:t>
-        </m:r>
-        <m:sSup>
-          <m:e>
-            <m:r>
-              <m:t>b</m:t>
-            </m:r>
-          </m:e>
-          <m:sup>
-            <m:r>
-              <m:t>2</m:t>
-            </m:r>
-          </m:sup>
-        </m:sSup>
-      </m:oMath>
-      <w:ins w:id="138" w:author="PR Preview" w:date="2026-01-01T00:00:00Z">
-        <w:r>
-          <w:t xml:space="preserve">.</w:t>
-        </w:r>
-      </w:ins>
-      <w:ins w:id="139" w:author="PR Preview" w:date="2026-01-01T00:00:00Z">
-        <w:r>
-          <w:t xml:space="preserve"> </w:t>
-        </w:r>
-      </w:ins>
-      <w:ins w:id="140" w:author="PR Preview" w:date="2026-01-01T00:00:00Z">
-        <w:r>
-          <w:t xml:space="preserve">For example, the square</w:t>
-        </w:r>
-      </w:ins>
-      <w:ins w:id="141" w:author="PR Preview" w:date="2026-01-01T00:00:00Z">
-        <w:r>
-          <w:t xml:space="preserve"> </w:t>
-        </w:r>
-      </w:ins>
-      <m:oMath>
-        <m:r>
-          <m:rPr>
-            <m:sty m:val="p"/>
-          </m:rPr>
-          <m:t>(</m:t>
-        </m:r>
-        <m:r>
-          <m:t>y</m:t>
-        </m:r>
-        <m:r>
-          <m:rPr>
-            <m:sty m:val="p"/>
-          </m:rPr>
-          <m:t>−</m:t>
-        </m:r>
-        <m:acc>
-          <m:accPr>
-            <m:chr m:val="̂"/>
-          </m:accPr>
-          <m:e>
-            <m:r>
-              <m:t>y</m:t>
-            </m:r>
-          </m:e>
-        </m:acc>
-        <m:sSup>
-          <m:e>
-            <m:r>
-              <m:rPr>
-                <m:sty m:val="p"/>
-              </m:rPr>
-              <m:t>)</m:t>
-            </m:r>
-          </m:e>
-          <m:sup>
-            <m:r>
-              <m:t>2</m:t>
-            </m:r>
-          </m:sup>
-        </m:sSup>
-      </m:oMath>
-      <w:ins w:id="142" w:author="PR Preview" w:date="2026-01-01T00:00:00Z">
-        <w:r>
-          <w:t xml:space="preserve"> </w:t>
-        </w:r>
-      </w:ins>
-      <w:ins w:id="143" w:author="PR Preview" w:date="2026-01-01T00:00:00Z">
-        <w:r>
-          <w:t xml:space="preserve">of the difference between an observed value</w:t>
-        </w:r>
-      </w:ins>
-      <w:ins w:id="144" w:author="PR Preview" w:date="2026-01-01T00:00:00Z">
-        <w:r>
-          <w:t xml:space="preserve"> </w:t>
-        </w:r>
-      </w:ins>
-      <m:oMath>
-        <m:r>
-          <m:t>y</m:t>
-        </m:r>
-      </m:oMath>
-      <w:ins w:id="145" w:author="PR Preview" w:date="2026-01-01T00:00:00Z">
-        <w:r>
-          <w:t xml:space="preserve"> </w:t>
-        </w:r>
-      </w:ins>
-      <w:ins w:id="146" w:author="PR Preview" w:date="2026-01-01T00:00:00Z">
-        <w:r>
-          <w:t xml:space="preserve">and a prediction</w:t>
-        </w:r>
-      </w:ins>
-      <w:ins w:id="147" w:author="PR Preview" w:date="2026-01-01T00:00:00Z">
-        <w:r>
-          <w:t xml:space="preserve"> </w:t>
-        </w:r>
-      </w:ins>
-      <m:oMath>
-        <m:acc>
-          <m:accPr>
-            <m:chr m:val="̂"/>
-          </m:accPr>
-          <m:e>
-            <m:r>
-              <m:t>y</m:t>
-            </m:r>
-          </m:e>
-        </m:acc>
-      </m:oMath>
-      <w:ins w:id="148" w:author="PR Preview" w:date="2026-01-01T00:00:00Z">
-        <w:r>
-          <w:t xml:space="preserve"> </w:t>
-        </w:r>
-      </w:ins>
-      <w:ins w:id="149" w:author="PR Preview" w:date="2026-01-01T00:00:00Z">
-        <w:r>
-          <w:t xml:space="preserve">of it</w:t>
-        </w:r>
-      </w:ins>
-      <w:ins w:id="150" w:author="PR Preview" w:date="2026-01-01T00:00:00Z">
-        <w:r>
-          <w:t xml:space="preserve"> </w:t>
-        </w:r>
-      </w:ins>
-      <w:ins w:id="151" w:author="PR Preview" w:date="2026-01-01T00:00:00Z">
-        <w:r>
-          <w:t xml:space="preserve">expands this way.</w:t>
-        </w:r>
-      </w:ins>
-      <w:ins w:id="152" w:author="PR Preview" w:date="2026-01-01T00:00:00Z">
-        <w:r>
-          <w:t xml:space="preserve"> </w:t>
-        </w:r>
-      </w:ins>
-      <w:ins w:id="153" w:author="PR Preview" w:date="2026-01-01T00:00:00Z">
-        <w:r>
-          <w:t xml:space="preserve">With</w:t>
-        </w:r>
-      </w:ins>
-      <w:ins w:id="154" w:author="PR Preview" w:date="2026-01-01T00:00:00Z">
-        <w:r>
-          <w:t xml:space="preserve"> </w:t>
-        </w:r>
-      </w:ins>
-      <m:oMath>
-        <m:r>
-          <m:t>y</m:t>
-        </m:r>
-        <m:r>
-          <m:rPr>
-            <m:sty m:val="p"/>
-          </m:rPr>
-          <m:t>=</m:t>
-        </m:r>
-        <m:r>
-          <m:t>5</m:t>
-        </m:r>
-      </m:oMath>
-      <w:ins w:id="155" w:author="PR Preview" w:date="2026-01-01T00:00:00Z">
-        <w:r>
-          <w:t xml:space="preserve"> </w:t>
-        </w:r>
-      </w:ins>
-      <w:ins w:id="156" w:author="PR Preview" w:date="2026-01-01T00:00:00Z">
-        <w:r>
-          <w:t xml:space="preserve">and</w:t>
-        </w:r>
-      </w:ins>
-      <w:ins w:id="157" w:author="PR Preview" w:date="2026-01-01T00:00:00Z">
-        <w:r>
-          <w:t xml:space="preserve"> </w:t>
-        </w:r>
-      </w:ins>
-      <m:oMath>
-        <m:acc>
-          <m:accPr>
-            <m:chr m:val="̂"/>
-          </m:accPr>
-          <m:e>
-            <m:r>
-              <m:t>y</m:t>
-            </m:r>
-          </m:e>
-        </m:acc>
-        <m:r>
-          <m:rPr>
-            <m:sty m:val="p"/>
-          </m:rPr>
-          <m:t>=</m:t>
-        </m:r>
-        <m:r>
-          <m:t>3</m:t>
-        </m:r>
-      </m:oMath>
-      <w:ins w:id="158" w:author="PR Preview" w:date="2026-01-01T00:00:00Z">
-        <w:r>
-          <w:t xml:space="preserve">,</w:t>
-        </w:r>
-      </w:ins>
+      <w:r>
+        <w:t xml:space="preserve">,</w:t>
+      </w:r>
     </w:p>
     <w:p>
       <w:pPr>
@@ -23021,9 +22355,9 @@
         </m:oMath>
       </m:oMathPara>
     </w:p>
-    <w:bookmarkEnd w:id="81"/>
-    <w:bookmarkEnd w:id="82"/>
-    <w:bookmarkStart w:id="101" w:name="sec-summation"/>
+    <w:bookmarkEnd w:id="83"/>
+    <w:bookmarkEnd w:id="84"/>
+    <w:bookmarkStart w:id="103" w:name="sec-summation"/>
     <w:p>
       <w:pPr>
         <w:pStyle w:val="Heading2"/>
@@ -23032,7 +22366,7 @@
         <w:t xml:space="preserve">7 Summation notation</w:t>
       </w:r>
     </w:p>
-    <w:bookmarkStart w:id="83" w:name="exr-expand-a-sum"/>
+    <w:bookmarkStart w:id="85" w:name="exr-expand-a-sum"/>
     <w:p>
       <w:pPr>
         <w:pStyle w:val="FirstParagraph"/>
@@ -23284,8 +22618,8 @@
         <w:t xml:space="preserve">symbol.</w:t>
       </w:r>
     </w:p>
-    <w:bookmarkEnd w:id="83"/>
-    <w:bookmarkStart w:id="84" w:name="sol-expand-a-sum"/>
+    <w:bookmarkEnd w:id="85"/>
+    <w:bookmarkStart w:id="86" w:name="sol-expand-a-sum"/>
     <w:p>
       <w:pPr>
         <w:pStyle w:val="FirstParagraph"/>
@@ -23999,8 +23333,8 @@
         </m:oMath>
       </m:oMathPara>
     </w:p>
-    <w:bookmarkEnd w:id="84"/>
-    <w:bookmarkStart w:id="85" w:name="def-summation"/>
+    <w:bookmarkEnd w:id="86"/>
+    <w:bookmarkStart w:id="87" w:name="def-summation"/>
     <w:p>
       <w:pPr>
         <w:pStyle w:val="FirstParagraph"/>
@@ -24418,8 +23752,8 @@
         <w:t xml:space="preserve">.</w:t>
       </w:r>
     </w:p>
-    <w:bookmarkEnd w:id="85"/>
-    <w:bookmarkStart w:id="86" w:name="def-summation-index"/>
+    <w:bookmarkEnd w:id="87"/>
+    <w:bookmarkStart w:id="88" w:name="def-summation-index"/>
     <w:p>
       <w:pPr>
         <w:pStyle w:val="BodyText"/>
@@ -24531,8 +23865,8 @@
         <w:t xml:space="preserve">of the sum.</w:t>
       </w:r>
     </w:p>
-    <w:bookmarkEnd w:id="86"/>
-    <w:bookmarkStart w:id="87" w:name="rem-summation-index"/>
+    <w:bookmarkEnd w:id="88"/>
+    <w:bookmarkStart w:id="89" w:name="rem-summation-index"/>
     <w:p>
       <w:pPr>
         <w:pStyle w:val="BodyText"/>
@@ -24859,8 +24193,8 @@
         </m:oMath>
       </m:oMathPara>
     </w:p>
-    <w:bookmarkEnd w:id="87"/>
-    <w:bookmarkStart w:id="88" w:name="def-empty-sum"/>
+    <w:bookmarkEnd w:id="89"/>
+    <w:bookmarkStart w:id="90" w:name="def-empty-sum"/>
     <w:p>
       <w:pPr>
         <w:pStyle w:val="FirstParagraph"/>
@@ -25051,8 +24385,8 @@
         <w:t xml:space="preserve">.</w:t>
       </w:r>
     </w:p>
-    <w:bookmarkEnd w:id="88"/>
-    <w:bookmarkStart w:id="89" w:name="exr-sum-rules"/>
+    <w:bookmarkEnd w:id="90"/>
+    <w:bookmarkStart w:id="91" w:name="exr-sum-rules"/>
     <w:p>
       <w:pPr>
         <w:pStyle w:val="BodyText"/>
@@ -25528,8 +24862,8 @@
         <w:t xml:space="preserve">Does either argument depend on there being exactly three terms?</w:t>
       </w:r>
     </w:p>
-    <w:bookmarkEnd w:id="89"/>
-    <w:bookmarkStart w:id="90" w:name="sol-sum-rules"/>
+    <w:bookmarkEnd w:id="91"/>
+    <w:bookmarkStart w:id="92" w:name="sol-sum-rules"/>
     <w:p>
       <w:pPr>
         <w:pStyle w:val="BodyText"/>
@@ -26509,56 +25843,42 @@
         <w:t xml:space="preserve">the same steps work for any lower and upper limits.</w:t>
       </w:r>
     </w:p>
-    <w:bookmarkEnd w:id="90"/>
-    <w:bookmarkStart w:id="91" w:name="thm-sum-constant-factor"/>
+    <w:bookmarkEnd w:id="92"/>
+    <w:bookmarkStart w:id="93" w:name="thm-sum-constant-factor"/>
     <w:p>
       <w:pPr>
         <w:pStyle w:val="BodyText"/>
       </w:pPr>
-      <w:del w:id="159" w:author="PR Preview" w:date="2026-01-01T00:00:00Z">
-        <w:r>
-          <w:rPr>
-            <w:b/>
-            <w:bCs/>
-          </w:rPr>
-          <w:delText xml:space="preserve">Theorem 14 (A constant factor comes out of a sum)</w:delText>
-        </w:r>
-      </w:del>
-      <w:del w:id="160" w:author="PR Preview" w:date="2026-01-01T00:00:00Z">
-        <w:r>
-          <w:delText xml:space="preserve"> </w:delText>
-        </w:r>
-      </w:del>
-      <w:del w:id="161" w:author="PR Preview" w:date="2026-01-01T00:00:00Z">
-        <w:r>
-          <w:delText xml:space="preserve">For any number</w:delText>
-        </w:r>
-      </w:del>
-      <w:del w:id="162" w:author="PR Preview" w:date="2026-01-01T00:00:00Z">
-        <w:r>
-          <w:delText xml:space="preserve"> </w:delText>
-        </w:r>
-      </w:del>
+      <w:r>
+        <w:rPr>
+          <w:b/>
+          <w:bCs/>
+        </w:rPr>
+        <w:t xml:space="preserve">Theorem 14 (A constant factor comes out of a sum)</w:t>
+      </w:r>
+      <w:r>
+        <w:t xml:space="preserve"> </w:t>
+      </w:r>
+      <w:r>
+        <w:t xml:space="preserve">For any number</w:t>
+      </w:r>
+      <w:r>
+        <w:t xml:space="preserve"> </w:t>
+      </w:r>
       <m:oMath>
         <m:r>
           <m:t>c</m:t>
         </m:r>
       </m:oMath>
-      <w:del w:id="163" w:author="PR Preview" w:date="2026-01-01T00:00:00Z">
-        <w:r>
-          <w:delText xml:space="preserve"> </w:delText>
-        </w:r>
-      </w:del>
-      <w:del w:id="164" w:author="PR Preview" w:date="2026-01-01T00:00:00Z">
-        <w:r>
-          <w:delText xml:space="preserve">and numbers</w:delText>
-        </w:r>
-      </w:del>
-      <w:del w:id="165" w:author="PR Preview" w:date="2026-01-01T00:00:00Z">
-        <w:r>
-          <w:delText xml:space="preserve"> </w:delText>
-        </w:r>
-      </w:del>
+      <w:r>
+        <w:t xml:space="preserve"> </w:t>
+      </w:r>
+      <w:r>
+        <w:t xml:space="preserve">and numbers</w:t>
+      </w:r>
+      <w:r>
+        <w:t xml:space="preserve"> </w:t>
+      </w:r>
       <m:oMath>
         <m:sSub>
           <m:e>
@@ -26603,109 +25923,9 @@
           </m:sub>
         </m:sSub>
       </m:oMath>
-      <w:del w:id="166" w:author="PR Preview" w:date="2026-01-01T00:00:00Z">
-        <w:r>
-          <w:delText xml:space="preserve">,</w:delText>
-        </w:r>
-      </w:del>
-    </w:p>
-    <w:p>
-      <w:pPr>
-        <w:pStyle w:val="BodyText"/>
-      </w:pPr>
-      <w:ins w:id="167" w:author="PR Preview" w:date="2026-01-01T00:00:00Z">
-        <w:r>
-          <w:rPr>
-            <w:b/>
-            <w:bCs/>
-          </w:rPr>
-          <w:t xml:space="preserve">Theorem 13 (A constant factor comes out of a sum)</w:t>
-        </w:r>
-      </w:ins>
-      <w:ins w:id="168" w:author="PR Preview" w:date="2026-01-01T00:00:00Z">
-        <w:r>
-          <w:t xml:space="preserve"> </w:t>
-        </w:r>
-      </w:ins>
-      <w:ins w:id="169" w:author="PR Preview" w:date="2026-01-01T00:00:00Z">
-        <w:r>
-          <w:t xml:space="preserve">For any number</w:t>
-        </w:r>
-      </w:ins>
-      <w:ins w:id="170" w:author="PR Preview" w:date="2026-01-01T00:00:00Z">
-        <w:r>
-          <w:t xml:space="preserve"> </w:t>
-        </w:r>
-      </w:ins>
-      <m:oMath>
-        <m:r>
-          <m:t>c</m:t>
-        </m:r>
-      </m:oMath>
-      <w:ins w:id="171" w:author="PR Preview" w:date="2026-01-01T00:00:00Z">
-        <w:r>
-          <w:t xml:space="preserve"> </w:t>
-        </w:r>
-      </w:ins>
-      <w:ins w:id="172" w:author="PR Preview" w:date="2026-01-01T00:00:00Z">
-        <w:r>
-          <w:t xml:space="preserve">and numbers</w:t>
-        </w:r>
-      </w:ins>
-      <w:ins w:id="173" w:author="PR Preview" w:date="2026-01-01T00:00:00Z">
-        <w:r>
-          <w:t xml:space="preserve"> </w:t>
-        </w:r>
-      </w:ins>
-      <m:oMath>
-        <m:sSub>
-          <m:e>
-            <m:r>
-              <m:t>a</m:t>
-            </m:r>
-          </m:e>
-          <m:sub>
-            <m:r>
-              <m:t>m</m:t>
-            </m:r>
-          </m:sub>
-        </m:sSub>
-        <m:r>
-          <m:rPr>
-            <m:sty m:val="p"/>
-          </m:rPr>
-          <m:t>,</m:t>
-        </m:r>
-        <m:r>
-          <m:rPr>
-            <m:sty m:val="p"/>
-          </m:rPr>
-          <m:t>…</m:t>
-        </m:r>
-        <m:r>
-          <m:rPr>
-            <m:sty m:val="p"/>
-          </m:rPr>
-          <m:t>,</m:t>
-        </m:r>
-        <m:sSub>
-          <m:e>
-            <m:r>
-              <m:t>a</m:t>
-            </m:r>
-          </m:e>
-          <m:sub>
-            <m:r>
-              <m:t>n</m:t>
-            </m:r>
-          </m:sub>
-        </m:sSub>
-      </m:oMath>
-      <w:ins w:id="174" w:author="PR Preview" w:date="2026-01-01T00:00:00Z">
-        <w:r>
-          <w:t xml:space="preserve">,</w:t>
-        </w:r>
-      </w:ins>
+      <w:r>
+        <w:t xml:space="preserve">,</w:t>
+      </w:r>
     </w:p>
     <w:p>
       <w:pPr>
@@ -26816,7 +26036,7 @@
         </m:oMath>
       </m:oMathPara>
     </w:p>
-    <w:bookmarkEnd w:id="91"/>
+    <w:bookmarkEnd w:id="93"/>
     <w:p>
       <w:pPr>
         <w:pStyle w:val="FirstParagraph"/>
@@ -26849,35 +26069,27 @@
         <w:t xml:space="preserve">, part 1.</w:t>
       </w:r>
     </w:p>
-    <w:bookmarkStart w:id="92" w:name="thm-sum-of-sums"/>
+    <w:bookmarkStart w:id="94" w:name="thm-sum-of-sums"/>
     <w:p>
       <w:pPr>
         <w:pStyle w:val="BodyText"/>
       </w:pPr>
-      <w:del w:id="175" w:author="PR Preview" w:date="2026-01-01T00:00:00Z">
-        <w:r>
-          <w:rPr>
-            <w:b/>
-            <w:bCs/>
-          </w:rPr>
-          <w:delText xml:space="preserve">Theorem 15 (A sum of sums splits)</w:delText>
-        </w:r>
-      </w:del>
-      <w:del w:id="176" w:author="PR Preview" w:date="2026-01-01T00:00:00Z">
-        <w:r>
-          <w:delText xml:space="preserve"> </w:delText>
-        </w:r>
-      </w:del>
-      <w:del w:id="177" w:author="PR Preview" w:date="2026-01-01T00:00:00Z">
-        <w:r>
-          <w:delText xml:space="preserve">For any numbers</w:delText>
-        </w:r>
-      </w:del>
-      <w:del w:id="178" w:author="PR Preview" w:date="2026-01-01T00:00:00Z">
-        <w:r>
-          <w:delText xml:space="preserve"> </w:delText>
-        </w:r>
-      </w:del>
+      <w:r>
+        <w:rPr>
+          <w:b/>
+          <w:bCs/>
+        </w:rPr>
+        <w:t xml:space="preserve">Theorem 15 (A sum of sums splits)</w:t>
+      </w:r>
+      <w:r>
+        <w:t xml:space="preserve"> </w:t>
+      </w:r>
+      <w:r>
+        <w:t xml:space="preserve">For any numbers</w:t>
+      </w:r>
+      <w:r>
+        <w:t xml:space="preserve"> </w:t>
+      </w:r>
       <m:oMath>
         <m:sSub>
           <m:e>
@@ -26922,21 +26134,15 @@
           </m:sub>
         </m:sSub>
       </m:oMath>
-      <w:del w:id="179" w:author="PR Preview" w:date="2026-01-01T00:00:00Z">
-        <w:r>
-          <w:delText xml:space="preserve"> </w:delText>
-        </w:r>
-      </w:del>
-      <w:del w:id="180" w:author="PR Preview" w:date="2026-01-01T00:00:00Z">
-        <w:r>
-          <w:delText xml:space="preserve">and</w:delText>
-        </w:r>
-      </w:del>
-      <w:del w:id="181" w:author="PR Preview" w:date="2026-01-01T00:00:00Z">
-        <w:r>
-          <w:delText xml:space="preserve"> </w:delText>
-        </w:r>
-      </w:del>
+      <w:r>
+        <w:t xml:space="preserve"> </w:t>
+      </w:r>
+      <w:r>
+        <w:t xml:space="preserve">and</w:t>
+      </w:r>
+      <w:r>
+        <w:t xml:space="preserve"> </w:t>
+      </w:r>
       <m:oMath>
         <m:sSub>
           <m:e>
@@ -26981,148 +26187,9 @@
           </m:sub>
         </m:sSub>
       </m:oMath>
-      <w:del w:id="182" w:author="PR Preview" w:date="2026-01-01T00:00:00Z">
-        <w:r>
-          <w:delText xml:space="preserve">,</w:delText>
-        </w:r>
-      </w:del>
-    </w:p>
-    <w:p>
-      <w:pPr>
-        <w:pStyle w:val="BodyText"/>
-      </w:pPr>
-      <w:ins w:id="183" w:author="PR Preview" w:date="2026-01-01T00:00:00Z">
-        <w:r>
-          <w:rPr>
-            <w:b/>
-            <w:bCs/>
-          </w:rPr>
-          <w:t xml:space="preserve">Theorem 14 (A sum of sums splits)</w:t>
-        </w:r>
-      </w:ins>
-      <w:ins w:id="184" w:author="PR Preview" w:date="2026-01-01T00:00:00Z">
-        <w:r>
-          <w:t xml:space="preserve"> </w:t>
-        </w:r>
-      </w:ins>
-      <w:ins w:id="185" w:author="PR Preview" w:date="2026-01-01T00:00:00Z">
-        <w:r>
-          <w:t xml:space="preserve">For any numbers</w:t>
-        </w:r>
-      </w:ins>
-      <w:ins w:id="186" w:author="PR Preview" w:date="2026-01-01T00:00:00Z">
-        <w:r>
-          <w:t xml:space="preserve"> </w:t>
-        </w:r>
-      </w:ins>
-      <m:oMath>
-        <m:sSub>
-          <m:e>
-            <m:r>
-              <m:t>a</m:t>
-            </m:r>
-          </m:e>
-          <m:sub>
-            <m:r>
-              <m:t>m</m:t>
-            </m:r>
-          </m:sub>
-        </m:sSub>
-        <m:r>
-          <m:rPr>
-            <m:sty m:val="p"/>
-          </m:rPr>
-          <m:t>,</m:t>
-        </m:r>
-        <m:r>
-          <m:rPr>
-            <m:sty m:val="p"/>
-          </m:rPr>
-          <m:t>…</m:t>
-        </m:r>
-        <m:r>
-          <m:rPr>
-            <m:sty m:val="p"/>
-          </m:rPr>
-          <m:t>,</m:t>
-        </m:r>
-        <m:sSub>
-          <m:e>
-            <m:r>
-              <m:t>a</m:t>
-            </m:r>
-          </m:e>
-          <m:sub>
-            <m:r>
-              <m:t>n</m:t>
-            </m:r>
-          </m:sub>
-        </m:sSub>
-      </m:oMath>
-      <w:ins w:id="187" w:author="PR Preview" w:date="2026-01-01T00:00:00Z">
-        <w:r>
-          <w:t xml:space="preserve"> </w:t>
-        </w:r>
-      </w:ins>
-      <w:ins w:id="188" w:author="PR Preview" w:date="2026-01-01T00:00:00Z">
-        <w:r>
-          <w:t xml:space="preserve">and</w:t>
-        </w:r>
-      </w:ins>
-      <w:ins w:id="189" w:author="PR Preview" w:date="2026-01-01T00:00:00Z">
-        <w:r>
-          <w:t xml:space="preserve"> </w:t>
-        </w:r>
-      </w:ins>
-      <m:oMath>
-        <m:sSub>
-          <m:e>
-            <m:r>
-              <m:t>b</m:t>
-            </m:r>
-          </m:e>
-          <m:sub>
-            <m:r>
-              <m:t>m</m:t>
-            </m:r>
-          </m:sub>
-        </m:sSub>
-        <m:r>
-          <m:rPr>
-            <m:sty m:val="p"/>
-          </m:rPr>
-          <m:t>,</m:t>
-        </m:r>
-        <m:r>
-          <m:rPr>
-            <m:sty m:val="p"/>
-          </m:rPr>
-          <m:t>…</m:t>
-        </m:r>
-        <m:r>
-          <m:rPr>
-            <m:sty m:val="p"/>
-          </m:rPr>
-          <m:t>,</m:t>
-        </m:r>
-        <m:sSub>
-          <m:e>
-            <m:r>
-              <m:t>b</m:t>
-            </m:r>
-          </m:e>
-          <m:sub>
-            <m:r>
-              <m:t>n</m:t>
-            </m:r>
-          </m:sub>
-        </m:sSub>
-      </m:oMath>
-      <w:ins w:id="190" w:author="PR Preview" w:date="2026-01-01T00:00:00Z">
-        <w:r>
-          <w:t xml:space="preserve">,</w:t>
-        </w:r>
-      </w:ins>
+      <w:r>
+        <w:t xml:space="preserve">,</w:t>
+      </w:r>
     </w:p>
     <w:p>
       <w:pPr>
@@ -27305,7 +26372,7 @@
         </m:oMath>
       </m:oMathPara>
     </w:p>
-    <w:bookmarkEnd w:id="92"/>
+    <w:bookmarkEnd w:id="94"/>
     <w:p>
       <w:pPr>
         <w:pStyle w:val="FirstParagraph"/>
@@ -27338,7 +26405,7 @@
         <w:t xml:space="preserve">, part 2.</w:t>
       </w:r>
     </w:p>
-    <w:bookmarkStart w:id="93" w:name="exr-sum-over-set"/>
+    <w:bookmarkStart w:id="95" w:name="exr-sum-over-set"/>
     <w:p>
       <w:pPr>
         <w:pStyle w:val="BodyText"/>
@@ -27713,8 +26780,8 @@
         <w:t xml:space="preserve">Is the total the same?</w:t>
       </w:r>
     </w:p>
-    <w:bookmarkEnd w:id="93"/>
-    <w:bookmarkStart w:id="94" w:name="sol-sum-over-set"/>
+    <w:bookmarkEnd w:id="95"/>
+    <w:bookmarkStart w:id="96" w:name="sol-sum-over-set"/>
     <w:p>
       <w:pPr>
         <w:pStyle w:val="FirstParagraph"/>
@@ -28174,8 +27241,8 @@
         <w:t xml:space="preserve">because addition does not depend on the order of the terms.</w:t>
       </w:r>
     </w:p>
-    <w:bookmarkEnd w:id="94"/>
-    <w:bookmarkStart w:id="97" w:name="def-sum-over-set"/>
+    <w:bookmarkEnd w:id="96"/>
+    <w:bookmarkStart w:id="99" w:name="def-sum-over-set"/>
     <w:p>
       <w:pPr>
         <w:pStyle w:val="FirstParagraph"/>
@@ -28292,7 +27359,7 @@
       <w:r>
         <w:t xml:space="preserve"> </w:t>
       </w:r>
-      <w:hyperlink r:id="rId95">
+      <w:hyperlink r:id="rId97">
         <w:r>
           <w:rPr>
             <w:rStyle w:val="Hyperlink"/>
@@ -28303,7 +27370,7 @@
       <w:r>
         <w:t xml:space="preserve"> </w:t>
       </w:r>
-      <w:hyperlink r:id="rId96">
+      <w:hyperlink r:id="rId98">
         <w:r>
           <w:rPr>
             <w:rStyle w:val="Hyperlink"/>
@@ -28714,8 +27781,8 @@
         <w:t xml:space="preserve">.</w:t>
       </w:r>
     </w:p>
-    <w:bookmarkEnd w:id="97"/>
-    <w:bookmarkStart w:id="98" w:name="rem-sum-over-set-order"/>
+    <w:bookmarkEnd w:id="99"/>
+    <w:bookmarkStart w:id="100" w:name="rem-sum-over-set-order"/>
     <w:p>
       <w:pPr>
         <w:pStyle w:val="BodyText"/>
@@ -29228,8 +28295,8 @@
         <w:t xml:space="preserve">.</w:t>
       </w:r>
     </w:p>
-    <w:bookmarkEnd w:id="98"/>
-    <w:bookmarkStart w:id="99" w:name="rem-sum-without-set"/>
+    <w:bookmarkEnd w:id="100"/>
+    <w:bookmarkStart w:id="101" w:name="rem-sum-without-set"/>
     <w:p>
       <w:pPr>
         <w:pStyle w:val="BodyText"/>
@@ -29666,36 +28733,28 @@
         <w:t xml:space="preserve">).</w:t>
       </w:r>
     </w:p>
-    <w:bookmarkEnd w:id="99"/>
-    <w:bookmarkStart w:id="100" w:name="exm-sum-over-empty-set"/>
+    <w:bookmarkEnd w:id="101"/>
+    <w:bookmarkStart w:id="102" w:name="exm-sum-over-empty-set"/>
     <w:p>
       <w:pPr>
         <w:pStyle w:val="BodyText"/>
       </w:pPr>
-      <w:del w:id="191" w:author="PR Preview" w:date="2026-01-01T00:00:00Z">
-        <w:r>
-          <w:rPr>
-            <w:b/>
-            <w:bCs/>
-          </w:rPr>
-          <w:delText xml:space="preserve">Example 19 (A sum over the empty set)</w:delText>
-        </w:r>
-      </w:del>
-      <w:del w:id="192" w:author="PR Preview" w:date="2026-01-01T00:00:00Z">
-        <w:r>
-          <w:delText xml:space="preserve"> </w:delText>
-        </w:r>
-      </w:del>
-      <w:del w:id="193" w:author="PR Preview" w:date="2026-01-01T00:00:00Z">
-        <w:r>
-          <w:delText xml:space="preserve">For example,</w:delText>
-        </w:r>
-      </w:del>
-      <w:del w:id="194" w:author="PR Preview" w:date="2026-01-01T00:00:00Z">
-        <w:r>
-          <w:delText xml:space="preserve"> </w:delText>
-        </w:r>
-      </w:del>
+      <w:r>
+        <w:rPr>
+          <w:b/>
+          <w:bCs/>
+        </w:rPr>
+        <w:t xml:space="preserve">Example 19 (A sum over the empty set)</w:t>
+      </w:r>
+      <w:r>
+        <w:t xml:space="preserve"> </w:t>
+      </w:r>
+      <w:r>
+        <w:t xml:space="preserve">For example,</w:t>
+      </w:r>
+      <w:r>
+        <w:t xml:space="preserve"> </w:t>
+      </w:r>
       <m:oMath>
         <m:nary>
           <m:naryPr>
@@ -29760,113 +28819,13 @@
           <m:t>0</m:t>
         </m:r>
       </m:oMath>
-      <w:del w:id="195" w:author="PR Preview" w:date="2026-01-01T00:00:00Z">
-        <w:r>
-          <w:delText xml:space="preserve">.</w:delText>
-        </w:r>
-      </w:del>
+      <w:r>
+        <w:t xml:space="preserve">.</w:t>
+      </w:r>
     </w:p>
-    <w:p>
-      <w:pPr>
-        <w:pStyle w:val="BodyText"/>
-      </w:pPr>
-      <w:ins w:id="196" w:author="PR Preview" w:date="2026-01-01T00:00:00Z">
-        <w:r>
-          <w:rPr>
-            <w:b/>
-            <w:bCs/>
-          </w:rPr>
-          <w:t xml:space="preserve">Example 18 (A sum over the empty set)</w:t>
-        </w:r>
-      </w:ins>
-      <w:ins w:id="197" w:author="PR Preview" w:date="2026-01-01T00:00:00Z">
-        <w:r>
-          <w:t xml:space="preserve"> </w:t>
-        </w:r>
-      </w:ins>
-      <w:ins w:id="198" w:author="PR Preview" w:date="2026-01-01T00:00:00Z">
-        <w:r>
-          <w:t xml:space="preserve">For example,</w:t>
-        </w:r>
-      </w:ins>
-      <w:ins w:id="199" w:author="PR Preview" w:date="2026-01-01T00:00:00Z">
-        <w:r>
-          <w:t xml:space="preserve"> </w:t>
-        </w:r>
-      </w:ins>
-      <m:oMath>
-        <m:nary>
-          <m:naryPr>
-            <m:chr m:val="∑"/>
-            <m:limLoc m:val="undOvr"/>
-            <m:subHide m:val="off"/>
-            <m:supHide m:val="on"/>
-          </m:naryPr>
-          <m:sub>
-            <m:r>
-              <m:t>x</m:t>
-            </m:r>
-            <m:r>
-              <m:rPr>
-                <m:sty m:val="p"/>
-              </m:rPr>
-              <m:t>∈</m:t>
-            </m:r>
-            <m:r>
-              <m:t>​</m:t>
-            </m:r>
-            <m:d>
-              <m:dPr>
-                <m:begChr m:val="{"/>
-                <m:sepChr m:val=""/>
-                <m:endChr m:val="}"/>
-                <m:grow/>
-              </m:dPr>
-              <m:e/>
-            </m:d>
-            <m:r>
-              <m:t>​</m:t>
-            </m:r>
-          </m:sub>
-          <m:sup>
-            <m:r>
-              <m:t>​</m:t>
-            </m:r>
-          </m:sup>
-          <m:e>
-            <m:sSup>
-              <m:e>
-                <m:r>
-                  <m:t>x</m:t>
-                </m:r>
-              </m:e>
-              <m:sup>
-                <m:r>
-                  <m:t>2</m:t>
-                </m:r>
-              </m:sup>
-            </m:sSup>
-          </m:e>
-        </m:nary>
-        <m:r>
-          <m:rPr>
-            <m:sty m:val="p"/>
-          </m:rPr>
-          <m:t>=</m:t>
-        </m:r>
-        <m:r>
-          <m:t>0</m:t>
-        </m:r>
-      </m:oMath>
-      <w:ins w:id="200" w:author="PR Preview" w:date="2026-01-01T00:00:00Z">
-        <w:r>
-          <w:t xml:space="preserve">.</w:t>
-        </w:r>
-      </w:ins>
-    </w:p>
-    <w:bookmarkEnd w:id="100"/>
-    <w:bookmarkEnd w:id="101"/>
-    <w:bookmarkStart w:id="124" w:name="quotients"/>
+    <w:bookmarkEnd w:id="102"/>
+    <w:bookmarkEnd w:id="103"/>
+    <w:bookmarkStart w:id="126" w:name="quotients"/>
     <w:p>
       <w:pPr>
         <w:pStyle w:val="Heading2"/>
@@ -29875,7 +28834,7 @@
         <w:t xml:space="preserve">8 Quotients</w:t>
       </w:r>
     </w:p>
-    <w:bookmarkStart w:id="102" w:name="def-quotient"/>
+    <w:bookmarkStart w:id="104" w:name="def-quotient"/>
     <w:p>
       <w:pPr>
         <w:pStyle w:val="FirstParagraph"/>
@@ -30044,8 +29003,8 @@
         </m:oMath>
       </m:oMathPara>
     </w:p>
-    <w:bookmarkEnd w:id="102"/>
-    <w:bookmarkStart w:id="103" w:name="def-fraction"/>
+    <w:bookmarkEnd w:id="104"/>
+    <w:bookmarkStart w:id="105" w:name="def-fraction"/>
     <w:p>
       <w:pPr>
         <w:pStyle w:val="FirstParagraph"/>
@@ -30114,8 +29073,8 @@
         <w:t xml:space="preserve">.</w:t>
       </w:r>
     </w:p>
-    <w:bookmarkEnd w:id="103"/>
-    <w:bookmarkStart w:id="104" w:name="def-numerator"/>
+    <w:bookmarkEnd w:id="105"/>
+    <w:bookmarkStart w:id="106" w:name="def-numerator"/>
     <w:p>
       <w:pPr>
         <w:pStyle w:val="BodyText"/>
@@ -30198,8 +29157,8 @@
         <w:t xml:space="preserve">.</w:t>
       </w:r>
     </w:p>
-    <w:bookmarkEnd w:id="104"/>
-    <w:bookmarkStart w:id="105" w:name="def-denominator"/>
+    <w:bookmarkEnd w:id="106"/>
+    <w:bookmarkStart w:id="107" w:name="def-denominator"/>
     <w:p>
       <w:pPr>
         <w:pStyle w:val="BodyText"/>
@@ -30282,36 +29241,28 @@
         <w:t xml:space="preserve">.</w:t>
       </w:r>
     </w:p>
-    <w:bookmarkEnd w:id="105"/>
-    <w:bookmarkStart w:id="106" w:name="exm-fraction"/>
+    <w:bookmarkEnd w:id="107"/>
+    <w:bookmarkStart w:id="108" w:name="exm-fraction"/>
     <w:p>
       <w:pPr>
         <w:pStyle w:val="BodyText"/>
       </w:pPr>
-      <w:del w:id="201" w:author="PR Preview" w:date="2026-01-01T00:00:00Z">
-        <w:r>
-          <w:rPr>
-            <w:b/>
-            <w:bCs/>
-          </w:rPr>
-          <w:delText xml:space="preserve">Example 20 (Numerator and denominator of a fraction)</w:delText>
-        </w:r>
-      </w:del>
-      <w:del w:id="202" w:author="PR Preview" w:date="2026-01-01T00:00:00Z">
-        <w:r>
-          <w:delText xml:space="preserve"> </w:delText>
-        </w:r>
-      </w:del>
-      <w:del w:id="203" w:author="PR Preview" w:date="2026-01-01T00:00:00Z">
-        <w:r>
-          <w:delText xml:space="preserve">The fraction</w:delText>
-        </w:r>
-      </w:del>
-      <w:del w:id="204" w:author="PR Preview" w:date="2026-01-01T00:00:00Z">
-        <w:r>
-          <w:delText xml:space="preserve"> </w:delText>
-        </w:r>
-      </w:del>
+      <w:r>
+        <w:rPr>
+          <w:b/>
+          <w:bCs/>
+        </w:rPr>
+        <w:t xml:space="preserve">Example 20 (Numerator and denominator of a fraction)</w:t>
+      </w:r>
+      <w:r>
+        <w:t xml:space="preserve"> </w:t>
+      </w:r>
+      <w:r>
+        <w:t xml:space="preserve">The fraction</w:t>
+      </w:r>
+      <w:r>
+        <w:t xml:space="preserve"> </w:t>
+      </w:r>
       <m:oMath>
         <m:f>
           <m:fPr>
@@ -30329,120 +29280,88 @@
           </m:den>
         </m:f>
       </m:oMath>
-      <w:del w:id="205" w:author="PR Preview" w:date="2026-01-01T00:00:00Z">
-        <w:r>
-          <w:delText xml:space="preserve"> </w:delText>
-        </w:r>
-      </w:del>
-      <w:del w:id="206" w:author="PR Preview" w:date="2026-01-01T00:00:00Z">
-        <w:r>
-          <w:delText xml:space="preserve">has numerator</w:delText>
-        </w:r>
-      </w:del>
-      <w:del w:id="207" w:author="PR Preview" w:date="2026-01-01T00:00:00Z">
-        <w:r>
-          <w:delText xml:space="preserve"> </w:delText>
-        </w:r>
-      </w:del>
+      <w:r>
+        <w:t xml:space="preserve"> </w:t>
+      </w:r>
+      <w:r>
+        <w:t xml:space="preserve">has numerator</w:t>
+      </w:r>
+      <w:r>
+        <w:t xml:space="preserve"> </w:t>
+      </w:r>
       <m:oMath>
         <m:r>
           <m:t>6</m:t>
         </m:r>
       </m:oMath>
-      <w:del w:id="208" w:author="PR Preview" w:date="2026-01-01T00:00:00Z">
-        <w:r>
-          <w:delText xml:space="preserve"> </w:delText>
-        </w:r>
-      </w:del>
-      <w:del w:id="209" w:author="PR Preview" w:date="2026-01-01T00:00:00Z">
-        <w:r>
-          <w:delText xml:space="preserve">and denominator</w:delText>
-        </w:r>
-      </w:del>
-      <w:del w:id="210" w:author="PR Preview" w:date="2026-01-01T00:00:00Z">
-        <w:r>
-          <w:delText xml:space="preserve"> </w:delText>
-        </w:r>
-      </w:del>
+      <w:r>
+        <w:t xml:space="preserve"> </w:t>
+      </w:r>
+      <w:r>
+        <w:t xml:space="preserve">and denominator</w:t>
+      </w:r>
+      <w:r>
+        <w:t xml:space="preserve"> </w:t>
+      </w:r>
       <m:oMath>
         <m:r>
           <m:t>4</m:t>
         </m:r>
       </m:oMath>
-      <w:del w:id="211" w:author="PR Preview" w:date="2026-01-01T00:00:00Z">
-        <w:r>
-          <w:delText xml:space="preserve">.</w:delText>
-        </w:r>
-      </w:del>
+      <w:r>
+        <w:t xml:space="preserve">.</w:t>
+      </w:r>
     </w:p>
+    <w:bookmarkEnd w:id="108"/>
+    <w:bookmarkStart w:id="109" w:name="exm-quotient"/>
     <w:p>
       <w:pPr>
         <w:pStyle w:val="BodyText"/>
       </w:pPr>
-      <w:del w:id="212" w:author="PR Preview" w:date="2026-01-01T00:00:00Z">
-        <w:r>
-          <w:rPr>
-            <w:b/>
-            <w:bCs/>
-          </w:rPr>
-          <w:delText xml:space="preserve">Example 21 (A quotient)</w:delText>
-        </w:r>
-      </w:del>
-      <w:del w:id="213" w:author="PR Preview" w:date="2026-01-01T00:00:00Z">
-        <w:r>
-          <w:delText xml:space="preserve"> </w:delText>
-        </w:r>
-      </w:del>
-      <w:del w:id="214" w:author="PR Preview" w:date="2026-01-01T00:00:00Z">
-        <w:r>
-          <w:delText xml:space="preserve">The quotient of</w:delText>
-        </w:r>
-      </w:del>
-      <w:del w:id="215" w:author="PR Preview" w:date="2026-01-01T00:00:00Z">
-        <w:r>
-          <w:delText xml:space="preserve"> </w:delText>
-        </w:r>
-      </w:del>
+      <w:r>
+        <w:rPr>
+          <w:b/>
+          <w:bCs/>
+        </w:rPr>
+        <w:t xml:space="preserve">Example 21 (A quotient)</w:t>
+      </w:r>
+      <w:r>
+        <w:t xml:space="preserve"> </w:t>
+      </w:r>
+      <w:r>
+        <w:t xml:space="preserve">The quotient of</w:t>
+      </w:r>
+      <w:r>
+        <w:t xml:space="preserve"> </w:t>
+      </w:r>
       <m:oMath>
         <m:r>
           <m:t>6</m:t>
         </m:r>
       </m:oMath>
-      <w:del w:id="216" w:author="PR Preview" w:date="2026-01-01T00:00:00Z">
-        <w:r>
-          <w:delText xml:space="preserve"> </w:delText>
-        </w:r>
-      </w:del>
-      <w:del w:id="217" w:author="PR Preview" w:date="2026-01-01T00:00:00Z">
-        <w:r>
-          <w:delText xml:space="preserve">by</w:delText>
-        </w:r>
-      </w:del>
-      <w:del w:id="218" w:author="PR Preview" w:date="2026-01-01T00:00:00Z">
-        <w:r>
-          <w:delText xml:space="preserve"> </w:delText>
-        </w:r>
-      </w:del>
+      <w:r>
+        <w:t xml:space="preserve"> </w:t>
+      </w:r>
+      <w:r>
+        <w:t xml:space="preserve">by</w:t>
+      </w:r>
+      <w:r>
+        <w:t xml:space="preserve"> </w:t>
+      </w:r>
       <m:oMath>
         <m:r>
           <m:t>4</m:t>
         </m:r>
       </m:oMath>
-      <w:del w:id="219" w:author="PR Preview" w:date="2026-01-01T00:00:00Z">
-        <w:r>
-          <w:delText xml:space="preserve"> </w:delText>
-        </w:r>
-      </w:del>
-      <w:del w:id="220" w:author="PR Preview" w:date="2026-01-01T00:00:00Z">
-        <w:r>
-          <w:delText xml:space="preserve">is</w:delText>
-        </w:r>
-      </w:del>
-      <w:del w:id="221" w:author="PR Preview" w:date="2026-01-01T00:00:00Z">
-        <w:r>
-          <w:delText xml:space="preserve"> </w:delText>
-        </w:r>
-      </w:del>
+      <w:r>
+        <w:t xml:space="preserve"> </w:t>
+      </w:r>
+      <w:r>
+        <w:t xml:space="preserve">is</w:t>
+      </w:r>
+      <w:r>
+        <w:t xml:space="preserve"> </w:t>
+      </w:r>
       <m:oMath>
         <m:f>
           <m:fPr>
@@ -30469,377 +29388,69 @@
           <m:t>1.5</m:t>
         </m:r>
       </m:oMath>
-      <w:del w:id="222" w:author="PR Preview" w:date="2026-01-01T00:00:00Z">
-        <w:r>
-          <w:delText xml:space="preserve">.</w:delText>
-        </w:r>
-      </w:del>
-      <w:del w:id="223" w:author="PR Preview" w:date="2026-01-01T00:00:00Z">
-        <w:r>
-          <w:delText xml:space="preserve"> </w:delText>
-        </w:r>
-      </w:del>
-      <w:del w:id="224" w:author="PR Preview" w:date="2026-01-01T00:00:00Z">
-        <w:r>
-          <w:delText xml:space="preserve">The quotient of</w:delText>
-        </w:r>
-      </w:del>
-      <w:del w:id="225" w:author="PR Preview" w:date="2026-01-01T00:00:00Z">
-        <w:r>
-          <w:delText xml:space="preserve"> </w:delText>
-        </w:r>
-      </w:del>
+      <w:r>
+        <w:t xml:space="preserve">.</w:t>
+      </w:r>
+      <w:r>
+        <w:t xml:space="preserve"> </w:t>
+      </w:r>
+      <w:r>
+        <w:t xml:space="preserve">The quotient of</w:t>
+      </w:r>
+      <w:r>
+        <w:t xml:space="preserve"> </w:t>
+      </w:r>
       <m:oMath>
         <m:r>
           <m:t>6</m:t>
         </m:r>
       </m:oMath>
-      <w:del w:id="226" w:author="PR Preview" w:date="2026-01-01T00:00:00Z">
-        <w:r>
-          <w:delText xml:space="preserve"> </w:delText>
-        </w:r>
-      </w:del>
-      <w:del w:id="227" w:author="PR Preview" w:date="2026-01-01T00:00:00Z">
-        <w:r>
-          <w:delText xml:space="preserve">by</w:delText>
-        </w:r>
-      </w:del>
-      <w:del w:id="228" w:author="PR Preview" w:date="2026-01-01T00:00:00Z">
-        <w:r>
-          <w:delText xml:space="preserve"> </w:delText>
-        </w:r>
-      </w:del>
+      <w:r>
+        <w:t xml:space="preserve"> </w:t>
+      </w:r>
+      <w:r>
+        <w:t xml:space="preserve">by</w:t>
+      </w:r>
+      <w:r>
+        <w:t xml:space="preserve"> </w:t>
+      </w:r>
       <m:oMath>
         <m:r>
           <m:t>0</m:t>
         </m:r>
       </m:oMath>
-      <w:del w:id="229" w:author="PR Preview" w:date="2026-01-01T00:00:00Z">
-        <w:r>
-          <w:delText xml:space="preserve"> </w:delText>
-        </w:r>
-      </w:del>
-      <w:del w:id="230" w:author="PR Preview" w:date="2026-01-01T00:00:00Z">
-        <w:r>
-          <w:delText xml:space="preserve">is undefined,</w:delText>
-        </w:r>
-      </w:del>
-      <w:del w:id="231" w:author="PR Preview" w:date="2026-01-01T00:00:00Z">
-        <w:r>
-          <w:delText xml:space="preserve"> </w:delText>
-        </w:r>
-      </w:del>
-      <w:del w:id="232" w:author="PR Preview" w:date="2026-01-01T00:00:00Z">
-        <w:r>
-          <w:delText xml:space="preserve">because</w:delText>
-        </w:r>
-      </w:del>
-      <w:del w:id="233" w:author="PR Preview" w:date="2026-01-01T00:00:00Z">
-        <w:r>
-          <w:delText xml:space="preserve"> </w:delText>
-        </w:r>
-      </w:del>
+      <w:r>
+        <w:t xml:space="preserve"> </w:t>
+      </w:r>
+      <w:r>
+        <w:t xml:space="preserve">is undefined,</w:t>
+      </w:r>
+      <w:r>
+        <w:t xml:space="preserve"> </w:t>
+      </w:r>
+      <w:r>
+        <w:t xml:space="preserve">because</w:t>
+      </w:r>
+      <w:r>
+        <w:t xml:space="preserve"> </w:t>
+      </w:r>
       <w:hyperlink w:anchor="def-quotient">
-        <w:del w:id="234" w:author="PR Preview" w:date="2026-01-01T00:00:00Z">
-          <w:r>
-            <w:rPr>
-              <w:rStyle w:val="Hyperlink"/>
-            </w:rPr>
-            <w:delText xml:space="preserve">Definition 23</w:delText>
-          </w:r>
-        </w:del>
-      </w:hyperlink>
-      <w:del w:id="235" w:author="PR Preview" w:date="2026-01-01T00:00:00Z">
-        <w:r>
-          <w:delText xml:space="preserve"> </w:delText>
-        </w:r>
-      </w:del>
-      <w:del w:id="236" w:author="PR Preview" w:date="2026-01-01T00:00:00Z">
-        <w:r>
-          <w:delText xml:space="preserve">requires a nonzero denominator.</w:delText>
-        </w:r>
-      </w:del>
-    </w:p>
-    <w:p>
-      <w:pPr>
-        <w:pStyle w:val="BodyText"/>
-      </w:pPr>
-      <w:ins w:id="237" w:author="PR Preview" w:date="2026-01-01T00:00:00Z">
         <w:r>
           <w:rPr>
-            <w:b/>
-            <w:bCs/>
+            <w:rStyle w:val="Hyperlink"/>
           </w:rPr>
-          <w:t xml:space="preserve">Example 19 (Numerator and denominator of a fraction)</w:t>
+          <w:t xml:space="preserve">Definition 23</w:t>
         </w:r>
-      </w:ins>
-      <w:ins w:id="238" w:author="PR Preview" w:date="2026-01-01T00:00:00Z">
-        <w:r>
-          <w:t xml:space="preserve"> </w:t>
-        </w:r>
-      </w:ins>
-      <w:ins w:id="239" w:author="PR Preview" w:date="2026-01-01T00:00:00Z">
-        <w:r>
-          <w:t xml:space="preserve">The fraction</w:t>
-        </w:r>
-      </w:ins>
-      <w:ins w:id="240" w:author="PR Preview" w:date="2026-01-01T00:00:00Z">
-        <w:r>
-          <w:t xml:space="preserve"> </w:t>
-        </w:r>
-      </w:ins>
-      <m:oMath>
-        <m:f>
-          <m:fPr>
-            <m:type m:val="bar"/>
-          </m:fPr>
-          <m:num>
-            <m:r>
-              <m:t>6</m:t>
-            </m:r>
-          </m:num>
-          <m:den>
-            <m:r>
-              <m:t>4</m:t>
-            </m:r>
-          </m:den>
-        </m:f>
-      </m:oMath>
-      <w:ins w:id="241" w:author="PR Preview" w:date="2026-01-01T00:00:00Z">
-        <w:r>
-          <w:t xml:space="preserve"> </w:t>
-        </w:r>
-      </w:ins>
-      <w:ins w:id="242" w:author="PR Preview" w:date="2026-01-01T00:00:00Z">
-        <w:r>
-          <w:t xml:space="preserve">has numerator</w:t>
-        </w:r>
-      </w:ins>
-      <w:ins w:id="243" w:author="PR Preview" w:date="2026-01-01T00:00:00Z">
-        <w:r>
-          <w:t xml:space="preserve"> </w:t>
-        </w:r>
-      </w:ins>
-      <m:oMath>
-        <m:r>
-          <m:t>6</m:t>
-        </m:r>
-      </m:oMath>
-      <w:ins w:id="244" w:author="PR Preview" w:date="2026-01-01T00:00:00Z">
-        <w:r>
-          <w:t xml:space="preserve"> </w:t>
-        </w:r>
-      </w:ins>
-      <w:ins w:id="245" w:author="PR Preview" w:date="2026-01-01T00:00:00Z">
-        <w:r>
-          <w:t xml:space="preserve">and denominator</w:t>
-        </w:r>
-      </w:ins>
-      <w:ins w:id="246" w:author="PR Preview" w:date="2026-01-01T00:00:00Z">
-        <w:r>
-          <w:t xml:space="preserve"> </w:t>
-        </w:r>
-      </w:ins>
-      <m:oMath>
-        <m:r>
-          <m:t>4</m:t>
-        </m:r>
-      </m:oMath>
-      <w:ins w:id="247" w:author="PR Preview" w:date="2026-01-01T00:00:00Z">
-        <w:r>
-          <w:t xml:space="preserve">.</w:t>
-        </w:r>
-      </w:ins>
+      </w:hyperlink>
+      <w:r>
+        <w:t xml:space="preserve"> </w:t>
+      </w:r>
+      <w:r>
+        <w:t xml:space="preserve">requires a nonzero denominator.</w:t>
+      </w:r>
     </w:p>
-    <w:bookmarkEnd w:id="106"/>
-    <w:bookmarkStart w:id="107" w:name="exm-quotient"/>
-    <w:p>
-      <w:pPr>
-        <w:pStyle w:val="BodyText"/>
-      </w:pPr>
-      <w:ins w:id="248" w:author="PR Preview" w:date="2026-01-01T00:00:00Z">
-        <w:r>
-          <w:rPr>
-            <w:b/>
-            <w:bCs/>
-          </w:rPr>
-          <w:t xml:space="preserve">Example 20 (A quotient)</w:t>
-        </w:r>
-      </w:ins>
-      <w:ins w:id="249" w:author="PR Preview" w:date="2026-01-01T00:00:00Z">
-        <w:r>
-          <w:t xml:space="preserve"> </w:t>
-        </w:r>
-      </w:ins>
-      <w:ins w:id="250" w:author="PR Preview" w:date="2026-01-01T00:00:00Z">
-        <w:r>
-          <w:t xml:space="preserve">The quotient of</w:t>
-        </w:r>
-      </w:ins>
-      <w:ins w:id="251" w:author="PR Preview" w:date="2026-01-01T00:00:00Z">
-        <w:r>
-          <w:t xml:space="preserve"> </w:t>
-        </w:r>
-      </w:ins>
-      <m:oMath>
-        <m:r>
-          <m:t>6</m:t>
-        </m:r>
-      </m:oMath>
-      <w:ins w:id="252" w:author="PR Preview" w:date="2026-01-01T00:00:00Z">
-        <w:r>
-          <w:t xml:space="preserve"> </w:t>
-        </w:r>
-      </w:ins>
-      <w:ins w:id="253" w:author="PR Preview" w:date="2026-01-01T00:00:00Z">
-        <w:r>
-          <w:t xml:space="preserve">by</w:t>
-        </w:r>
-      </w:ins>
-      <w:ins w:id="254" w:author="PR Preview" w:date="2026-01-01T00:00:00Z">
-        <w:r>
-          <w:t xml:space="preserve"> </w:t>
-        </w:r>
-      </w:ins>
-      <m:oMath>
-        <m:r>
-          <m:t>4</m:t>
-        </m:r>
-      </m:oMath>
-      <w:ins w:id="255" w:author="PR Preview" w:date="2026-01-01T00:00:00Z">
-        <w:r>
-          <w:t xml:space="preserve"> </w:t>
-        </w:r>
-      </w:ins>
-      <w:ins w:id="256" w:author="PR Preview" w:date="2026-01-01T00:00:00Z">
-        <w:r>
-          <w:t xml:space="preserve">is</w:t>
-        </w:r>
-      </w:ins>
-      <w:ins w:id="257" w:author="PR Preview" w:date="2026-01-01T00:00:00Z">
-        <w:r>
-          <w:t xml:space="preserve"> </w:t>
-        </w:r>
-      </w:ins>
-      <m:oMath>
-        <m:f>
-          <m:fPr>
-            <m:type m:val="bar"/>
-          </m:fPr>
-          <m:num>
-            <m:r>
-              <m:t>6</m:t>
-            </m:r>
-          </m:num>
-          <m:den>
-            <m:r>
-              <m:t>4</m:t>
-            </m:r>
-          </m:den>
-        </m:f>
-        <m:r>
-          <m:rPr>
-            <m:sty m:val="p"/>
-          </m:rPr>
-          <m:t>=</m:t>
-        </m:r>
-        <m:r>
-          <m:t>1.5</m:t>
-        </m:r>
-      </m:oMath>
-      <w:ins w:id="258" w:author="PR Preview" w:date="2026-01-01T00:00:00Z">
-        <w:r>
-          <w:t xml:space="preserve">.</w:t>
-        </w:r>
-      </w:ins>
-      <w:ins w:id="259" w:author="PR Preview" w:date="2026-01-01T00:00:00Z">
-        <w:r>
-          <w:t xml:space="preserve"> </w:t>
-        </w:r>
-      </w:ins>
-      <w:ins w:id="260" w:author="PR Preview" w:date="2026-01-01T00:00:00Z">
-        <w:r>
-          <w:t xml:space="preserve">The quotient of</w:t>
-        </w:r>
-      </w:ins>
-      <w:ins w:id="261" w:author="PR Preview" w:date="2026-01-01T00:00:00Z">
-        <w:r>
-          <w:t xml:space="preserve"> </w:t>
-        </w:r>
-      </w:ins>
-      <m:oMath>
-        <m:r>
-          <m:t>6</m:t>
-        </m:r>
-      </m:oMath>
-      <w:ins w:id="262" w:author="PR Preview" w:date="2026-01-01T00:00:00Z">
-        <w:r>
-          <w:t xml:space="preserve"> </w:t>
-        </w:r>
-      </w:ins>
-      <w:ins w:id="263" w:author="PR Preview" w:date="2026-01-01T00:00:00Z">
-        <w:r>
-          <w:t xml:space="preserve">by</w:t>
-        </w:r>
-      </w:ins>
-      <w:ins w:id="264" w:author="PR Preview" w:date="2026-01-01T00:00:00Z">
-        <w:r>
-          <w:t xml:space="preserve"> </w:t>
-        </w:r>
-      </w:ins>
-      <m:oMath>
-        <m:r>
-          <m:t>0</m:t>
-        </m:r>
-      </m:oMath>
-      <w:ins w:id="265" w:author="PR Preview" w:date="2026-01-01T00:00:00Z">
-        <w:r>
-          <w:t xml:space="preserve"> </w:t>
-        </w:r>
-      </w:ins>
-      <w:ins w:id="266" w:author="PR Preview" w:date="2026-01-01T00:00:00Z">
-        <w:r>
-          <w:t xml:space="preserve">is undefined,</w:t>
-        </w:r>
-      </w:ins>
-      <w:ins w:id="267" w:author="PR Preview" w:date="2026-01-01T00:00:00Z">
-        <w:r>
-          <w:t xml:space="preserve"> </w:t>
-        </w:r>
-      </w:ins>
-      <w:ins w:id="268" w:author="PR Preview" w:date="2026-01-01T00:00:00Z">
-        <w:r>
-          <w:t xml:space="preserve">because</w:t>
-        </w:r>
-      </w:ins>
-      <w:ins w:id="269" w:author="PR Preview" w:date="2026-01-01T00:00:00Z">
-        <w:r>
-          <w:t xml:space="preserve"> </w:t>
-        </w:r>
-      </w:ins>
-      <w:hyperlink w:anchor="def-quotient">
-        <w:ins w:id="270" w:author="PR Preview" w:date="2026-01-01T00:00:00Z">
-          <w:r>
-            <w:rPr>
-              <w:rStyle w:val="Hyperlink"/>
-            </w:rPr>
-            <w:t xml:space="preserve">Definition 23</w:t>
-          </w:r>
-        </w:ins>
-      </w:hyperlink>
-      <w:ins w:id="271" w:author="PR Preview" w:date="2026-01-01T00:00:00Z">
-        <w:r>
-          <w:t xml:space="preserve"> </w:t>
-        </w:r>
-      </w:ins>
-      <w:ins w:id="272" w:author="PR Preview" w:date="2026-01-01T00:00:00Z">
-        <w:r>
-          <w:t xml:space="preserve">requires a nonzero denominator.</w:t>
-        </w:r>
-      </w:ins>
-    </w:p>
-    <w:bookmarkEnd w:id="107"/>
-    <w:bookmarkStart w:id="108" w:name="def-follow-up"/>
+    <w:bookmarkEnd w:id="109"/>
+    <w:bookmarkStart w:id="110" w:name="def-follow-up"/>
     <w:p>
       <w:pPr>
         <w:pStyle w:val="BodyText"/>
@@ -30880,8 +29491,8 @@
         <w:t xml:space="preserve">is the length of time the study observes that participant.</w:t>
       </w:r>
     </w:p>
-    <w:bookmarkEnd w:id="108"/>
-    <w:bookmarkStart w:id="109" w:name="def-person-years"/>
+    <w:bookmarkEnd w:id="110"/>
+    <w:bookmarkStart w:id="111" w:name="def-person-years"/>
     <w:p>
       <w:pPr>
         <w:pStyle w:val="BodyText"/>
@@ -30939,86 +29550,62 @@
         <w:t xml:space="preserve">measured in years.</w:t>
       </w:r>
     </w:p>
-    <w:bookmarkEnd w:id="109"/>
-    <w:bookmarkStart w:id="110" w:name="exm-person-years"/>
+    <w:bookmarkEnd w:id="111"/>
+    <w:bookmarkStart w:id="112" w:name="exm-person-years"/>
     <w:p>
       <w:pPr>
         <w:pStyle w:val="BodyText"/>
       </w:pPr>
-      <w:del w:id="273" w:author="PR Preview" w:date="2026-01-01T00:00:00Z">
-        <w:r>
-          <w:rPr>
-            <w:b/>
-            <w:bCs/>
-          </w:rPr>
-          <w:delText xml:space="preserve">Example 22 (Counting person-years)</w:delText>
-        </w:r>
-      </w:del>
-      <w:del w:id="274" w:author="PR Preview" w:date="2026-01-01T00:00:00Z">
-        <w:r>
-          <w:delText xml:space="preserve"> </w:delText>
-        </w:r>
-      </w:del>
-      <w:del w:id="275" w:author="PR Preview" w:date="2026-01-01T00:00:00Z">
-        <w:r>
-          <w:delText xml:space="preserve">If</w:delText>
-        </w:r>
-      </w:del>
-      <w:del w:id="276" w:author="PR Preview" w:date="2026-01-01T00:00:00Z">
-        <w:r>
-          <w:delText xml:space="preserve"> </w:delText>
-        </w:r>
-      </w:del>
+      <w:r>
+        <w:rPr>
+          <w:b/>
+          <w:bCs/>
+        </w:rPr>
+        <w:t xml:space="preserve">Example 22 (Counting person-years)</w:t>
+      </w:r>
+      <w:r>
+        <w:t xml:space="preserve"> </w:t>
+      </w:r>
+      <w:r>
+        <w:t xml:space="preserve">If</w:t>
+      </w:r>
+      <w:r>
+        <w:t xml:space="preserve"> </w:t>
+      </w:r>
       <m:oMath>
         <m:r>
           <m:t>10</m:t>
         </m:r>
       </m:oMath>
-      <w:del w:id="277" w:author="PR Preview" w:date="2026-01-01T00:00:00Z">
-        <w:r>
-          <w:delText xml:space="preserve"> </w:delText>
-        </w:r>
-      </w:del>
-      <w:del w:id="278" w:author="PR Preview" w:date="2026-01-01T00:00:00Z">
-        <w:r>
-          <w:delText xml:space="preserve">people are each followed for</w:delText>
-        </w:r>
-      </w:del>
-      <w:del w:id="279" w:author="PR Preview" w:date="2026-01-01T00:00:00Z">
-        <w:r>
-          <w:delText xml:space="preserve"> </w:delText>
-        </w:r>
-      </w:del>
+      <w:r>
+        <w:t xml:space="preserve"> </w:t>
+      </w:r>
+      <w:r>
+        <w:t xml:space="preserve">people are each followed for</w:t>
+      </w:r>
+      <w:r>
+        <w:t xml:space="preserve"> </w:t>
+      </w:r>
       <m:oMath>
         <m:r>
           <m:t>2</m:t>
         </m:r>
       </m:oMath>
-      <w:del w:id="280" w:author="PR Preview" w:date="2026-01-01T00:00:00Z">
-        <w:r>
-          <w:delText xml:space="preserve"> </w:delText>
-        </w:r>
-      </w:del>
-      <w:del w:id="281" w:author="PR Preview" w:date="2026-01-01T00:00:00Z">
-        <w:r>
-          <w:delText xml:space="preserve">years,</w:delText>
-        </w:r>
-      </w:del>
-      <w:del w:id="282" w:author="PR Preview" w:date="2026-01-01T00:00:00Z">
-        <w:r>
-          <w:delText xml:space="preserve"> </w:delText>
-        </w:r>
-      </w:del>
-      <w:del w:id="283" w:author="PR Preview" w:date="2026-01-01T00:00:00Z">
-        <w:r>
-          <w:delText xml:space="preserve">the study has</w:delText>
-        </w:r>
-      </w:del>
-      <w:del w:id="284" w:author="PR Preview" w:date="2026-01-01T00:00:00Z">
-        <w:r>
-          <w:delText xml:space="preserve"> </w:delText>
-        </w:r>
-      </w:del>
+      <w:r>
+        <w:t xml:space="preserve"> </w:t>
+      </w:r>
+      <w:r>
+        <w:t xml:space="preserve">years,</w:t>
+      </w:r>
+      <w:r>
+        <w:t xml:space="preserve"> </w:t>
+      </w:r>
+      <w:r>
+        <w:t xml:space="preserve">the study has</w:t>
+      </w:r>
+      <w:r>
+        <w:t xml:space="preserve"> </w:t>
+      </w:r>
       <m:oMath>
         <m:r>
           <m:t>10</m:t>
@@ -31042,51 +29629,35 @@
           <m:t>20</m:t>
         </m:r>
       </m:oMath>
-      <w:del w:id="285" w:author="PR Preview" w:date="2026-01-01T00:00:00Z">
-        <w:r>
-          <w:delText xml:space="preserve"> </w:delText>
-        </w:r>
-      </w:del>
-      <w:del w:id="286" w:author="PR Preview" w:date="2026-01-01T00:00:00Z">
-        <w:r>
-          <w:delText xml:space="preserve">person-years.</w:delText>
-        </w:r>
-      </w:del>
-      <w:del w:id="287" w:author="PR Preview" w:date="2026-01-01T00:00:00Z">
-        <w:r>
-          <w:delText xml:space="preserve"> </w:delText>
-        </w:r>
-      </w:del>
-      <w:del w:id="288" w:author="PR Preview" w:date="2026-01-01T00:00:00Z">
-        <w:r>
-          <w:delText xml:space="preserve">If one person is followed for</w:delText>
-        </w:r>
-      </w:del>
-      <w:del w:id="289" w:author="PR Preview" w:date="2026-01-01T00:00:00Z">
-        <w:r>
-          <w:delText xml:space="preserve"> </w:delText>
-        </w:r>
-      </w:del>
+      <w:r>
+        <w:t xml:space="preserve"> </w:t>
+      </w:r>
+      <w:r>
+        <w:t xml:space="preserve">person-years.</w:t>
+      </w:r>
+      <w:r>
+        <w:t xml:space="preserve"> </w:t>
+      </w:r>
+      <w:r>
+        <w:t xml:space="preserve">If one person is followed for</w:t>
+      </w:r>
+      <w:r>
+        <w:t xml:space="preserve"> </w:t>
+      </w:r>
       <m:oMath>
         <m:r>
           <m:t>3</m:t>
         </m:r>
       </m:oMath>
-      <w:del w:id="290" w:author="PR Preview" w:date="2026-01-01T00:00:00Z">
-        <w:r>
-          <w:delText xml:space="preserve"> </w:delText>
-        </w:r>
-      </w:del>
-      <w:del w:id="291" w:author="PR Preview" w:date="2026-01-01T00:00:00Z">
-        <w:r>
-          <w:delText xml:space="preserve">years and another for</w:delText>
-        </w:r>
-      </w:del>
-      <w:del w:id="292" w:author="PR Preview" w:date="2026-01-01T00:00:00Z">
-        <w:r>
-          <w:delText xml:space="preserve"> </w:delText>
-        </w:r>
-      </w:del>
+      <w:r>
+        <w:t xml:space="preserve"> </w:t>
+      </w:r>
+      <w:r>
+        <w:t xml:space="preserve">years and another for</w:t>
+      </w:r>
+      <w:r>
+        <w:t xml:space="preserve"> </w:t>
+      </w:r>
       <m:oMath>
         <m:f>
           <m:fPr>
@@ -31104,31 +29675,21 @@
           </m:den>
         </m:f>
       </m:oMath>
-      <w:del w:id="293" w:author="PR Preview" w:date="2026-01-01T00:00:00Z">
-        <w:r>
-          <w:delText xml:space="preserve"> </w:delText>
-        </w:r>
-      </w:del>
-      <w:del w:id="294" w:author="PR Preview" w:date="2026-01-01T00:00:00Z">
-        <w:r>
-          <w:delText xml:space="preserve">year,</w:delText>
-        </w:r>
-      </w:del>
-      <w:del w:id="295" w:author="PR Preview" w:date="2026-01-01T00:00:00Z">
-        <w:r>
-          <w:delText xml:space="preserve"> </w:delText>
-        </w:r>
-      </w:del>
-      <w:del w:id="296" w:author="PR Preview" w:date="2026-01-01T00:00:00Z">
-        <w:r>
-          <w:delText xml:space="preserve">the study has</w:delText>
-        </w:r>
-      </w:del>
-      <w:del w:id="297" w:author="PR Preview" w:date="2026-01-01T00:00:00Z">
-        <w:r>
-          <w:delText xml:space="preserve"> </w:delText>
-        </w:r>
-      </w:del>
+      <w:r>
+        <w:t xml:space="preserve"> </w:t>
+      </w:r>
+      <w:r>
+        <w:t xml:space="preserve">year,</w:t>
+      </w:r>
+      <w:r>
+        <w:t xml:space="preserve"> </w:t>
+      </w:r>
+      <w:r>
+        <w:t xml:space="preserve">the study has</w:t>
+      </w:r>
+      <w:r>
+        <w:t xml:space="preserve"> </w:t>
+      </w:r>
       <m:oMath>
         <m:r>
           <m:t>3</m:t>
@@ -31164,253 +29725,15 @@
           <m:t>3.5</m:t>
         </m:r>
       </m:oMath>
-      <w:del w:id="298" w:author="PR Preview" w:date="2026-01-01T00:00:00Z">
-        <w:r>
-          <w:delText xml:space="preserve"> </w:delText>
-        </w:r>
-      </w:del>
-      <w:del w:id="299" w:author="PR Preview" w:date="2026-01-01T00:00:00Z">
-        <w:r>
-          <w:delText xml:space="preserve">person-years.</w:delText>
-        </w:r>
-      </w:del>
+      <w:r>
+        <w:t xml:space="preserve"> </w:t>
+      </w:r>
+      <w:r>
+        <w:t xml:space="preserve">person-years.</w:t>
+      </w:r>
     </w:p>
-    <w:p>
-      <w:pPr>
-        <w:pStyle w:val="BodyText"/>
-      </w:pPr>
-      <w:ins w:id="300" w:author="PR Preview" w:date="2026-01-01T00:00:00Z">
-        <w:r>
-          <w:rPr>
-            <w:b/>
-            <w:bCs/>
-          </w:rPr>
-          <w:t xml:space="preserve">Example 21 (Counting person-years)</w:t>
-        </w:r>
-      </w:ins>
-      <w:ins w:id="301" w:author="PR Preview" w:date="2026-01-01T00:00:00Z">
-        <w:r>
-          <w:t xml:space="preserve"> </w:t>
-        </w:r>
-      </w:ins>
-      <w:ins w:id="302" w:author="PR Preview" w:date="2026-01-01T00:00:00Z">
-        <w:r>
-          <w:t xml:space="preserve">If</w:t>
-        </w:r>
-      </w:ins>
-      <w:ins w:id="303" w:author="PR Preview" w:date="2026-01-01T00:00:00Z">
-        <w:r>
-          <w:t xml:space="preserve"> </w:t>
-        </w:r>
-      </w:ins>
-      <m:oMath>
-        <m:r>
-          <m:t>10</m:t>
-        </m:r>
-      </m:oMath>
-      <w:ins w:id="304" w:author="PR Preview" w:date="2026-01-01T00:00:00Z">
-        <w:r>
-          <w:t xml:space="preserve"> </w:t>
-        </w:r>
-      </w:ins>
-      <w:ins w:id="305" w:author="PR Preview" w:date="2026-01-01T00:00:00Z">
-        <w:r>
-          <w:t xml:space="preserve">people are each followed for</w:t>
-        </w:r>
-      </w:ins>
-      <w:ins w:id="306" w:author="PR Preview" w:date="2026-01-01T00:00:00Z">
-        <w:r>
-          <w:t xml:space="preserve"> </w:t>
-        </w:r>
-      </w:ins>
-      <m:oMath>
-        <m:r>
-          <m:t>2</m:t>
-        </m:r>
-      </m:oMath>
-      <w:ins w:id="307" w:author="PR Preview" w:date="2026-01-01T00:00:00Z">
-        <w:r>
-          <w:t xml:space="preserve"> </w:t>
-        </w:r>
-      </w:ins>
-      <w:ins w:id="308" w:author="PR Preview" w:date="2026-01-01T00:00:00Z">
-        <w:r>
-          <w:t xml:space="preserve">years,</w:t>
-        </w:r>
-      </w:ins>
-      <w:ins w:id="309" w:author="PR Preview" w:date="2026-01-01T00:00:00Z">
-        <w:r>
-          <w:t xml:space="preserve"> </w:t>
-        </w:r>
-      </w:ins>
-      <w:ins w:id="310" w:author="PR Preview" w:date="2026-01-01T00:00:00Z">
-        <w:r>
-          <w:t xml:space="preserve">the study has</w:t>
-        </w:r>
-      </w:ins>
-      <w:ins w:id="311" w:author="PR Preview" w:date="2026-01-01T00:00:00Z">
-        <w:r>
-          <w:t xml:space="preserve"> </w:t>
-        </w:r>
-      </w:ins>
-      <m:oMath>
-        <m:r>
-          <m:t>10</m:t>
-        </m:r>
-        <m:r>
-          <m:rPr>
-            <m:sty m:val="p"/>
-          </m:rPr>
-          <m:t>⋅</m:t>
-        </m:r>
-        <m:r>
-          <m:t>2</m:t>
-        </m:r>
-        <m:r>
-          <m:rPr>
-            <m:sty m:val="p"/>
-          </m:rPr>
-          <m:t>=</m:t>
-        </m:r>
-        <m:r>
-          <m:t>20</m:t>
-        </m:r>
-      </m:oMath>
-      <w:ins w:id="312" w:author="PR Preview" w:date="2026-01-01T00:00:00Z">
-        <w:r>
-          <w:t xml:space="preserve"> </w:t>
-        </w:r>
-      </w:ins>
-      <w:ins w:id="313" w:author="PR Preview" w:date="2026-01-01T00:00:00Z">
-        <w:r>
-          <w:t xml:space="preserve">person-years.</w:t>
-        </w:r>
-      </w:ins>
-      <w:ins w:id="314" w:author="PR Preview" w:date="2026-01-01T00:00:00Z">
-        <w:r>
-          <w:t xml:space="preserve"> </w:t>
-        </w:r>
-      </w:ins>
-      <w:ins w:id="315" w:author="PR Preview" w:date="2026-01-01T00:00:00Z">
-        <w:r>
-          <w:t xml:space="preserve">If one person is followed for</w:t>
-        </w:r>
-      </w:ins>
-      <w:ins w:id="316" w:author="PR Preview" w:date="2026-01-01T00:00:00Z">
-        <w:r>
-          <w:t xml:space="preserve"> </w:t>
-        </w:r>
-      </w:ins>
-      <m:oMath>
-        <m:r>
-          <m:t>3</m:t>
-        </m:r>
-      </m:oMath>
-      <w:ins w:id="317" w:author="PR Preview" w:date="2026-01-01T00:00:00Z">
-        <w:r>
-          <w:t xml:space="preserve"> </w:t>
-        </w:r>
-      </w:ins>
-      <w:ins w:id="318" w:author="PR Preview" w:date="2026-01-01T00:00:00Z">
-        <w:r>
-          <w:t xml:space="preserve">years and another for</w:t>
-        </w:r>
-      </w:ins>
-      <w:ins w:id="319" w:author="PR Preview" w:date="2026-01-01T00:00:00Z">
-        <w:r>
-          <w:t xml:space="preserve"> </w:t>
-        </w:r>
-      </w:ins>
-      <m:oMath>
-        <m:f>
-          <m:fPr>
-            <m:type m:val="lin"/>
-          </m:fPr>
-          <m:num>
-            <m:r>
-              <m:t>1</m:t>
-            </m:r>
-          </m:num>
-          <m:den>
-            <m:r>
-              <m:t>2</m:t>
-            </m:r>
-          </m:den>
-        </m:f>
-      </m:oMath>
-      <w:ins w:id="320" w:author="PR Preview" w:date="2026-01-01T00:00:00Z">
-        <w:r>
-          <w:t xml:space="preserve"> </w:t>
-        </w:r>
-      </w:ins>
-      <w:ins w:id="321" w:author="PR Preview" w:date="2026-01-01T00:00:00Z">
-        <w:r>
-          <w:t xml:space="preserve">year,</w:t>
-        </w:r>
-      </w:ins>
-      <w:ins w:id="322" w:author="PR Preview" w:date="2026-01-01T00:00:00Z">
-        <w:r>
-          <w:t xml:space="preserve"> </w:t>
-        </w:r>
-      </w:ins>
-      <w:ins w:id="323" w:author="PR Preview" w:date="2026-01-01T00:00:00Z">
-        <w:r>
-          <w:t xml:space="preserve">the study has</w:t>
-        </w:r>
-      </w:ins>
-      <w:ins w:id="324" w:author="PR Preview" w:date="2026-01-01T00:00:00Z">
-        <w:r>
-          <w:t xml:space="preserve"> </w:t>
-        </w:r>
-      </w:ins>
-      <m:oMath>
-        <m:r>
-          <m:t>3</m:t>
-        </m:r>
-        <m:r>
-          <m:rPr>
-            <m:sty m:val="p"/>
-          </m:rPr>
-          <m:t>+</m:t>
-        </m:r>
-        <m:f>
-          <m:fPr>
-            <m:type m:val="lin"/>
-          </m:fPr>
-          <m:num>
-            <m:r>
-              <m:t>1</m:t>
-            </m:r>
-          </m:num>
-          <m:den>
-            <m:r>
-              <m:t>2</m:t>
-            </m:r>
-          </m:den>
-        </m:f>
-        <m:r>
-          <m:rPr>
-            <m:sty m:val="p"/>
-          </m:rPr>
-          <m:t>=</m:t>
-        </m:r>
-        <m:r>
-          <m:t>3.5</m:t>
-        </m:r>
-      </m:oMath>
-      <w:ins w:id="325" w:author="PR Preview" w:date="2026-01-01T00:00:00Z">
-        <w:r>
-          <w:t xml:space="preserve"> </w:t>
-        </w:r>
-      </w:ins>
-      <w:ins w:id="326" w:author="PR Preview" w:date="2026-01-01T00:00:00Z">
-        <w:r>
-          <w:t xml:space="preserve">person-years.</w:t>
-        </w:r>
-      </w:ins>
-    </w:p>
-    <w:bookmarkEnd w:id="110"/>
-    <w:bookmarkStart w:id="111" w:name="def-rate"/>
+    <w:bookmarkEnd w:id="112"/>
+    <w:bookmarkStart w:id="113" w:name="def-rate"/>
     <w:p>
       <w:pPr>
         <w:pStyle w:val="BodyText"/>
@@ -31636,7 +29959,7 @@
         <w:t xml:space="preserve">cases per person-year.</w:t>
       </w:r>
     </w:p>
-    <w:bookmarkEnd w:id="111"/>
+    <w:bookmarkEnd w:id="113"/>
     <w:p>
       <w:pPr>
         <w:pStyle w:val="BodyText"/>
@@ -31644,7 +29967,7 @@
       <w:r>
         <w:t xml:space="preserve">cf. </w:t>
       </w:r>
-      <w:hyperlink r:id="rId112">
+      <w:hyperlink r:id="rId114">
         <w:r>
           <w:rPr>
             <w:rStyle w:val="Hyperlink"/>
@@ -31653,7 +29976,7 @@
         </w:r>
       </w:hyperlink>
     </w:p>
-    <w:bookmarkStart w:id="114" w:name="def-ratio"/>
+    <w:bookmarkStart w:id="116" w:name="def-ratio"/>
     <w:p>
       <w:pPr>
         <w:pStyle w:val="BodyText"/>
@@ -31695,7 +30018,7 @@
       <w:r>
         <w:t xml:space="preserve">cf. </w:t>
       </w:r>
-      <w:hyperlink r:id="rId113">
+      <w:hyperlink r:id="rId115">
         <w:r>
           <w:rPr>
             <w:rStyle w:val="Hyperlink"/>
@@ -31704,55 +30027,25 @@
         </w:r>
       </w:hyperlink>
     </w:p>
-    <w:bookmarkEnd w:id="114"/>
-    <w:bookmarkStart w:id="115" w:name="exm-ratio"/>
+    <w:bookmarkEnd w:id="116"/>
+    <w:bookmarkStart w:id="117" w:name="exm-ratio"/>
     <w:p>
       <w:pPr>
         <w:pStyle w:val="BodyText"/>
       </w:pPr>
-      <w:del w:id="327" w:author="PR Preview" w:date="2026-01-01T00:00:00Z">
-        <w:r>
-          <w:rPr>
-            <w:b/>
-            <w:bCs/>
-          </w:rPr>
-          <w:delText xml:space="preserve">Example 23 (A ratio, and a quotient that is not one)</w:delText>
-        </w:r>
-      </w:del>
-      <w:del w:id="328" w:author="PR Preview" w:date="2026-01-01T00:00:00Z">
-        <w:r>
-          <w:delText xml:space="preserve"> </w:delText>
-        </w:r>
-      </w:del>
-      <w:del w:id="329" w:author="PR Preview" w:date="2026-01-01T00:00:00Z">
-        <w:r>
-          <w:delText xml:space="preserve"> </w:delText>
-        </w:r>
-      </w:del>
-    </w:p>
-    <w:p>
-      <w:pPr>
-        <w:pStyle w:val="BodyText"/>
-      </w:pPr>
-      <w:ins w:id="330" w:author="PR Preview" w:date="2026-01-01T00:00:00Z">
-        <w:r>
-          <w:rPr>
-            <w:b/>
-            <w:bCs/>
-          </w:rPr>
-          <w:t xml:space="preserve">Example 22 (A ratio, and a quotient that is not one)</w:t>
-        </w:r>
-      </w:ins>
-      <w:ins w:id="331" w:author="PR Preview" w:date="2026-01-01T00:00:00Z">
-        <w:r>
-          <w:t xml:space="preserve"> </w:t>
-        </w:r>
-      </w:ins>
-      <w:ins w:id="332" w:author="PR Preview" w:date="2026-01-01T00:00:00Z">
-        <w:r>
-          <w:t xml:space="preserve"> </w:t>
-        </w:r>
-      </w:ins>
+      <w:r>
+        <w:rPr>
+          <w:b/>
+          <w:bCs/>
+        </w:rPr>
+        <w:t xml:space="preserve">Example 23 (A ratio, and a quotient that is not one)</w:t>
+      </w:r>
+      <w:r>
+        <w:t xml:space="preserve"> </w:t>
+      </w:r>
+      <w:r>
+        <w:t xml:space="preserve"> </w:t>
+      </w:r>
     </w:p>
     <w:p>
       <w:pPr>
@@ -31993,8 +30286,8 @@
         <w:t xml:space="preserve">so this quotient is not a ratio.</w:t>
       </w:r>
     </w:p>
-    <w:bookmarkEnd w:id="115"/>
-    <w:bookmarkStart w:id="118" w:name="def-proportion"/>
+    <w:bookmarkEnd w:id="117"/>
+    <w:bookmarkStart w:id="120" w:name="def-proportion"/>
     <w:p>
       <w:pPr>
         <w:pStyle w:val="FirstParagraph"/>
@@ -32045,7 +30338,7 @@
       <w:r>
         <w:t xml:space="preserve"> </w:t>
       </w:r>
-      <w:hyperlink r:id="rId116">
+      <w:hyperlink r:id="rId118">
         <w:r>
           <w:rPr>
             <w:rStyle w:val="Hyperlink"/>
@@ -32067,7 +30360,7 @@
       <w:r>
         <w:t xml:space="preserve"> </w:t>
       </w:r>
-      <w:hyperlink r:id="rId117">
+      <w:hyperlink r:id="rId119">
         <w:r>
           <w:rPr>
             <w:rStyle w:val="Hyperlink"/>
@@ -32082,135 +30375,53 @@
         <w:t xml:space="preserve">for other meanings.</w:t>
       </w:r>
     </w:p>
-    <w:bookmarkEnd w:id="118"/>
-    <w:bookmarkStart w:id="119" w:name="exm-proportion"/>
+    <w:bookmarkEnd w:id="120"/>
+    <w:bookmarkStart w:id="121" w:name="exm-proportion"/>
     <w:p>
       <w:pPr>
         <w:pStyle w:val="BodyText"/>
       </w:pPr>
-      <w:del w:id="333" w:author="PR Preview" w:date="2026-01-01T00:00:00Z">
-        <w:r>
-          <w:rPr>
-            <w:b/>
-            <w:bCs/>
-          </w:rPr>
-          <w:delText xml:space="preserve">Example 24 (A proportion, and a ratio that is not one)</w:delText>
-        </w:r>
-      </w:del>
-      <w:del w:id="334" w:author="PR Preview" w:date="2026-01-01T00:00:00Z">
-        <w:r>
-          <w:delText xml:space="preserve"> </w:delText>
-        </w:r>
-      </w:del>
-      <w:del w:id="335" w:author="PR Preview" w:date="2026-01-01T00:00:00Z">
-        <w:r>
-          <w:delText xml:space="preserve">In a clinic with</w:delText>
-        </w:r>
-      </w:del>
-      <w:del w:id="336" w:author="PR Preview" w:date="2026-01-01T00:00:00Z">
-        <w:r>
-          <w:delText xml:space="preserve"> </w:delText>
-        </w:r>
-      </w:del>
+      <w:r>
+        <w:rPr>
+          <w:b/>
+          <w:bCs/>
+        </w:rPr>
+        <w:t xml:space="preserve">Example 24 (A proportion, and a ratio that is not one)</w:t>
+      </w:r>
+      <w:r>
+        <w:t xml:space="preserve"> </w:t>
+      </w:r>
+      <w:r>
+        <w:t xml:space="preserve">In a clinic with</w:t>
+      </w:r>
+      <w:r>
+        <w:t xml:space="preserve"> </w:t>
+      </w:r>
       <m:oMath>
         <m:r>
           <m:t>120</m:t>
         </m:r>
       </m:oMath>
-      <w:del w:id="337" w:author="PR Preview" w:date="2026-01-01T00:00:00Z">
-        <w:r>
-          <w:delText xml:space="preserve"> </w:delText>
-        </w:r>
-      </w:del>
-      <w:del w:id="338" w:author="PR Preview" w:date="2026-01-01T00:00:00Z">
-        <w:r>
-          <w:delText xml:space="preserve">patients,</w:delText>
-        </w:r>
-      </w:del>
-      <w:del w:id="339" w:author="PR Preview" w:date="2026-01-01T00:00:00Z">
-        <w:r>
-          <w:delText xml:space="preserve"> </w:delText>
-        </w:r>
-      </w:del>
+      <w:r>
+        <w:t xml:space="preserve"> </w:t>
+      </w:r>
+      <w:r>
+        <w:t xml:space="preserve">patients,</w:t>
+      </w:r>
+      <w:r>
+        <w:t xml:space="preserve"> </w:t>
+      </w:r>
       <m:oMath>
         <m:r>
           <m:t>30</m:t>
         </m:r>
       </m:oMath>
-      <w:del w:id="340" w:author="PR Preview" w:date="2026-01-01T00:00:00Z">
-        <w:r>
-          <w:delText xml:space="preserve"> </w:delText>
-        </w:r>
-      </w:del>
-      <w:del w:id="341" w:author="PR Preview" w:date="2026-01-01T00:00:00Z">
-        <w:r>
-          <w:delText xml:space="preserve">of whom smoke:</w:delText>
-        </w:r>
-      </w:del>
-    </w:p>
-    <w:p>
-      <w:pPr>
-        <w:pStyle w:val="BodyText"/>
-      </w:pPr>
-      <w:ins w:id="342" w:author="PR Preview" w:date="2026-01-01T00:00:00Z">
-        <w:r>
-          <w:rPr>
-            <w:b/>
-            <w:bCs/>
-          </w:rPr>
-          <w:t xml:space="preserve">Example 23 (A proportion, and a ratio that is not one)</w:t>
-        </w:r>
-      </w:ins>
-      <w:ins w:id="343" w:author="PR Preview" w:date="2026-01-01T00:00:00Z">
-        <w:r>
-          <w:t xml:space="preserve"> </w:t>
-        </w:r>
-      </w:ins>
-      <w:ins w:id="344" w:author="PR Preview" w:date="2026-01-01T00:00:00Z">
-        <w:r>
-          <w:t xml:space="preserve">In a clinic with</w:t>
-        </w:r>
-      </w:ins>
-      <w:ins w:id="345" w:author="PR Preview" w:date="2026-01-01T00:00:00Z">
-        <w:r>
-          <w:t xml:space="preserve"> </w:t>
-        </w:r>
-      </w:ins>
-      <m:oMath>
-        <m:r>
-          <m:t>120</m:t>
-        </m:r>
-      </m:oMath>
-      <w:ins w:id="346" w:author="PR Preview" w:date="2026-01-01T00:00:00Z">
-        <w:r>
-          <w:t xml:space="preserve"> </w:t>
-        </w:r>
-      </w:ins>
-      <w:ins w:id="347" w:author="PR Preview" w:date="2026-01-01T00:00:00Z">
-        <w:r>
-          <w:t xml:space="preserve">patients,</w:t>
-        </w:r>
-      </w:ins>
-      <w:ins w:id="348" w:author="PR Preview" w:date="2026-01-01T00:00:00Z">
-        <w:r>
-          <w:t xml:space="preserve"> </w:t>
-        </w:r>
-      </w:ins>
-      <m:oMath>
-        <m:r>
-          <m:t>30</m:t>
-        </m:r>
-      </m:oMath>
-      <w:ins w:id="349" w:author="PR Preview" w:date="2026-01-01T00:00:00Z">
-        <w:r>
-          <w:t xml:space="preserve"> </w:t>
-        </w:r>
-      </w:ins>
-      <w:ins w:id="350" w:author="PR Preview" w:date="2026-01-01T00:00:00Z">
-        <w:r>
-          <w:t xml:space="preserve">of whom smoke:</w:t>
-        </w:r>
-      </w:ins>
+      <w:r>
+        <w:t xml:space="preserve"> </w:t>
+      </w:r>
+      <w:r>
+        <w:t xml:space="preserve">of whom smoke:</w:t>
+      </w:r>
     </w:p>
     <w:p>
       <w:pPr>
@@ -32386,8 +30597,8 @@
         <w:t xml:space="preserve">non-smokers.</w:t>
       </w:r>
     </w:p>
-    <w:bookmarkEnd w:id="119"/>
-    <w:bookmarkStart w:id="121" w:name="def-proportional"/>
+    <w:bookmarkEnd w:id="121"/>
+    <w:bookmarkStart w:id="123" w:name="def-proportional"/>
     <w:p>
       <w:pPr>
         <w:pStyle w:val="FirstParagraph"/>
@@ -32558,7 +30769,7 @@
       <w:r>
         <w:t xml:space="preserve">(cf. </w:t>
       </w:r>
-      <w:hyperlink r:id="rId120">
+      <w:hyperlink r:id="rId122">
         <w:r>
           <w:rPr>
             <w:rStyle w:val="Hyperlink"/>
@@ -32570,55 +30781,25 @@
         <w:t xml:space="preserve">)</w:t>
       </w:r>
     </w:p>
-    <w:bookmarkEnd w:id="121"/>
-    <w:bookmarkStart w:id="122" w:name="exm-proportional"/>
+    <w:bookmarkEnd w:id="123"/>
+    <w:bookmarkStart w:id="124" w:name="exm-proportional"/>
     <w:p>
       <w:pPr>
         <w:pStyle w:val="BodyText"/>
       </w:pPr>
-      <w:del w:id="351" w:author="PR Preview" w:date="2026-01-01T00:00:00Z">
-        <w:r>
-          <w:rPr>
-            <w:b/>
-            <w:bCs/>
-          </w:rPr>
-          <w:delText xml:space="preserve">Example 25 (Proportional and non-proportional functions)</w:delText>
-        </w:r>
-      </w:del>
-      <w:del w:id="352" w:author="PR Preview" w:date="2026-01-01T00:00:00Z">
-        <w:r>
-          <w:delText xml:space="preserve"> </w:delText>
-        </w:r>
-      </w:del>
-      <w:del w:id="353" w:author="PR Preview" w:date="2026-01-01T00:00:00Z">
-        <w:r>
-          <w:delText xml:space="preserve"> </w:delText>
-        </w:r>
-      </w:del>
-    </w:p>
-    <w:p>
-      <w:pPr>
-        <w:pStyle w:val="BodyText"/>
-      </w:pPr>
-      <w:ins w:id="354" w:author="PR Preview" w:date="2026-01-01T00:00:00Z">
-        <w:r>
-          <w:rPr>
-            <w:b/>
-            <w:bCs/>
-          </w:rPr>
-          <w:t xml:space="preserve">Example 24 (Proportional and non-proportional functions)</w:t>
-        </w:r>
-      </w:ins>
-      <w:ins w:id="355" w:author="PR Preview" w:date="2026-01-01T00:00:00Z">
-        <w:r>
-          <w:t xml:space="preserve"> </w:t>
-        </w:r>
-      </w:ins>
-      <w:ins w:id="356" w:author="PR Preview" w:date="2026-01-01T00:00:00Z">
-        <w:r>
-          <w:t xml:space="preserve"> </w:t>
-        </w:r>
-      </w:ins>
+      <w:r>
+        <w:rPr>
+          <w:b/>
+          <w:bCs/>
+        </w:rPr>
+        <w:t xml:space="preserve">Example 25 (Proportional and non-proportional functions)</w:t>
+      </w:r>
+      <w:r>
+        <w:t xml:space="preserve"> </w:t>
+      </w:r>
+      <w:r>
+        <w:t xml:space="preserve"> </w:t>
+      </w:r>
     </w:p>
     <w:p>
       <w:pPr>
@@ -33294,7 +31475,7 @@
         <w:t xml:space="preserve">.</w:t>
       </w:r>
     </w:p>
-    <w:bookmarkEnd w:id="122"/>
+    <w:bookmarkEnd w:id="124"/>
     <w:p>
       <w:pPr>
         <w:pStyle w:val="FirstParagraph"/>
@@ -33305,7 +31486,7 @@
       <w:r>
         <w:t xml:space="preserve"> </w:t>
       </w:r>
-      <w:hyperlink r:id="rId123">
+      <w:hyperlink r:id="rId125">
         <w:r>
           <w:rPr>
             <w:rStyle w:val="Hyperlink"/>
@@ -33314,8 +31495,8 @@
         </w:r>
       </w:hyperlink>
     </w:p>
-    <w:bookmarkEnd w:id="124"/>
-    <w:bookmarkStart w:id="171" w:name="sec-notational-shorthands"/>
+    <w:bookmarkEnd w:id="126"/>
+    <w:bookmarkStart w:id="173" w:name="sec-notational-shorthands"/>
     <w:p>
       <w:pPr>
         <w:pStyle w:val="Heading2"/>
@@ -33324,7 +31505,7 @@
         <w:t xml:space="preserve">9 Limits of sums and notational shorthands</w:t>
       </w:r>
     </w:p>
-    <w:bookmarkStart w:id="126" w:name="def-lower-upper-limits"/>
+    <w:bookmarkStart w:id="128" w:name="def-lower-upper-limits"/>
     <w:p>
       <w:pPr>
         <w:pStyle w:val="FirstParagraph"/>
@@ -33452,7 +31633,7 @@
       <w:r>
         <w:t xml:space="preserve"> </w:t>
       </w:r>
-      <w:hyperlink r:id="rId125">
+      <w:hyperlink r:id="rId127">
         <w:r>
           <w:rPr>
             <w:rStyle w:val="Hyperlink"/>
@@ -33552,8 +31733,8 @@
         <w:t xml:space="preserve">In both, the lower limit is written below the symbol.</w:t>
       </w:r>
     </w:p>
-    <w:bookmarkEnd w:id="126"/>
-    <w:bookmarkStart w:id="127" w:name="def-upper-limit"/>
+    <w:bookmarkEnd w:id="128"/>
+    <w:bookmarkStart w:id="129" w:name="def-upper-limit"/>
     <w:p>
       <w:pPr>
         <w:pStyle w:val="BodyText"/>
@@ -33681,7 +31862,7 @@
       <w:r>
         <w:t xml:space="preserve"> </w:t>
       </w:r>
-      <w:hyperlink r:id="rId125">
+      <w:hyperlink r:id="rId127">
         <w:r>
           <w:rPr>
             <w:rStyle w:val="Hyperlink"/>
@@ -33781,8 +31962,8 @@
         <w:t xml:space="preserve">In both, the upper limit is written above the symbol.</w:t>
       </w:r>
     </w:p>
-    <w:bookmarkEnd w:id="127"/>
-    <w:bookmarkStart w:id="128" w:name="def-limits-of-integration"/>
+    <w:bookmarkEnd w:id="129"/>
+    <w:bookmarkStart w:id="130" w:name="def-limits-of-integration"/>
     <w:p>
       <w:pPr>
         <w:pStyle w:val="BodyText"/>
@@ -33803,7 +31984,7 @@
       <w:r>
         <w:t xml:space="preserve"> </w:t>
       </w:r>
-      <w:hyperlink r:id="rId125">
+      <w:hyperlink r:id="rId127">
         <w:r>
           <w:rPr>
             <w:rStyle w:val="Hyperlink"/>
@@ -33936,55 +32117,25 @@
         <w:t xml:space="preserve">.</w:t>
       </w:r>
     </w:p>
-    <w:bookmarkEnd w:id="128"/>
-    <w:bookmarkStart w:id="129" w:name="exm-lower-upper-limits"/>
+    <w:bookmarkEnd w:id="130"/>
+    <w:bookmarkStart w:id="131" w:name="exm-lower-upper-limits"/>
     <w:p>
       <w:pPr>
         <w:pStyle w:val="BodyText"/>
       </w:pPr>
-      <w:del w:id="357" w:author="PR Preview" w:date="2026-01-01T00:00:00Z">
-        <w:r>
-          <w:rPr>
-            <w:b/>
-            <w:bCs/>
-          </w:rPr>
-          <w:delText xml:space="preserve">Example 26 (Reading off limits)</w:delText>
-        </w:r>
-      </w:del>
-      <w:del w:id="358" w:author="PR Preview" w:date="2026-01-01T00:00:00Z">
-        <w:r>
-          <w:delText xml:space="preserve"> </w:delText>
-        </w:r>
-      </w:del>
-      <w:del w:id="359" w:author="PR Preview" w:date="2026-01-01T00:00:00Z">
-        <w:r>
-          <w:delText xml:space="preserve"> </w:delText>
-        </w:r>
-      </w:del>
-    </w:p>
-    <w:p>
-      <w:pPr>
-        <w:pStyle w:val="BodyText"/>
-      </w:pPr>
-      <w:ins w:id="360" w:author="PR Preview" w:date="2026-01-01T00:00:00Z">
-        <w:r>
-          <w:rPr>
-            <w:b/>
-            <w:bCs/>
-          </w:rPr>
-          <w:t xml:space="preserve">Example 25 (Reading off limits)</w:t>
-        </w:r>
-      </w:ins>
-      <w:ins w:id="361" w:author="PR Preview" w:date="2026-01-01T00:00:00Z">
-        <w:r>
-          <w:t xml:space="preserve"> </w:t>
-        </w:r>
-      </w:ins>
-      <w:ins w:id="362" w:author="PR Preview" w:date="2026-01-01T00:00:00Z">
-        <w:r>
-          <w:t xml:space="preserve"> </w:t>
-        </w:r>
-      </w:ins>
+      <w:r>
+        <w:rPr>
+          <w:b/>
+          <w:bCs/>
+        </w:rPr>
+        <w:t xml:space="preserve">Example 26 (Reading off limits)</w:t>
+      </w:r>
+      <w:r>
+        <w:t xml:space="preserve"> </w:t>
+      </w:r>
+      <w:r>
+        <w:t xml:space="preserve"> </w:t>
+      </w:r>
     </w:p>
     <w:p>
       <w:pPr>
@@ -34238,8 +32389,8 @@
         <w:t xml:space="preserve">.</w:t>
       </w:r>
     </w:p>
-    <w:bookmarkEnd w:id="129"/>
-    <w:bookmarkStart w:id="132" w:name="rem-limits-two-meanings"/>
+    <w:bookmarkEnd w:id="131"/>
+    <w:bookmarkStart w:id="134" w:name="rem-limits-two-meanings"/>
     <w:p>
       <w:pPr>
         <w:pStyle w:val="FirstParagraph"/>
@@ -34306,7 +32457,7 @@
       <w:r>
         <w:t xml:space="preserve"> </w:t>
       </w:r>
-      <w:hyperlink r:id="rId130">
+      <w:hyperlink r:id="rId132">
         <w:r>
           <w:rPr>
             <w:rStyle w:val="Hyperlink"/>
@@ -34323,7 +32474,7 @@
       <w:r>
         <w:t xml:space="preserve"> </w:t>
       </w:r>
-      <w:hyperlink r:id="rId131">
+      <w:hyperlink r:id="rId133">
         <w:r>
           <w:rPr>
             <w:rStyle w:val="Hyperlink"/>
@@ -34513,8 +32664,8 @@
         <w:t xml:space="preserve">is sent to infinity by a calculus limit.</w:t>
       </w:r>
     </w:p>
-    <w:bookmarkEnd w:id="132"/>
-    <w:bookmarkStart w:id="133" w:name="def-notational-shorthand"/>
+    <w:bookmarkEnd w:id="134"/>
+    <w:bookmarkStart w:id="135" w:name="def-notational-shorthand"/>
     <w:p>
       <w:pPr>
         <w:pStyle w:val="BodyText"/>
@@ -34567,8 +32718,8 @@
         <w:t xml:space="preserve">and relies on the reader to supply the missing part from context.</w:t>
       </w:r>
     </w:p>
-    <w:bookmarkEnd w:id="133"/>
-    <w:bookmarkStart w:id="134" w:name="def-full-form"/>
+    <w:bookmarkEnd w:id="135"/>
+    <w:bookmarkStart w:id="136" w:name="def-full-form"/>
     <w:p>
       <w:pPr>
         <w:pStyle w:val="BodyText"/>
@@ -34620,7 +32771,7 @@
         <w:t xml:space="preserve">is the expression with every part written out.</w:t>
       </w:r>
     </w:p>
-    <w:bookmarkEnd w:id="134"/>
+    <w:bookmarkEnd w:id="136"/>
     <w:tbl>
       <w:tblPr>
         <w:tblStyle w:val="Table"/>
@@ -34662,18 +32813,18 @@
                 <wp:inline>
                   <wp:extent cx="152400" cy="152400"/>
                   <wp:effectExtent b="0" l="0" r="0" t="0"/>
-                  <wp:docPr descr="" title="" id="136" name="Picture"/>
+                  <wp:docPr descr="" title="" id="138" name="Picture"/>
                   <a:graphic>
                     <a:graphicData uri="http://schemas.openxmlformats.org/drawingml/2006/picture">
                       <pic:pic>
                         <pic:nvPicPr>
-                          <pic:cNvPr descr="/opt/quarto/share/formats/docx/note.png" id="137" name="Picture"/>
+                          <pic:cNvPr descr="/opt/quarto/share/formats/docx/note.png" id="139" name="Picture"/>
                           <pic:cNvPicPr>
                             <a:picLocks noChangeArrowheads="1" noChangeAspect="1"/>
                           </pic:cNvPicPr>
                         </pic:nvPicPr>
                         <pic:blipFill>
-                          <a:blip r:embed="rId135"/>
+                          <a:blip r:embed="rId137"/>
                           <a:stretch>
                             <a:fillRect/>
                           </a:stretch>
@@ -35073,7 +33224,7 @@
         </w:tc>
       </w:tr>
     </w:tbl>
-    <w:bookmarkStart w:id="138" w:name="def-range-of-variable"/>
+    <w:bookmarkStart w:id="140" w:name="def-range-of-variable"/>
     <w:p>
       <w:pPr>
         <w:pStyle w:val="FirstParagraph"/>
@@ -35169,7 +33320,7 @@
         <w:t xml:space="preserve">can take.</w:t>
       </w:r>
     </w:p>
-    <w:bookmarkEnd w:id="138"/>
+    <w:bookmarkEnd w:id="140"/>
     <w:p>
       <w:pPr>
         <w:pStyle w:val="BodyText"/>
@@ -35285,7 +33436,7 @@
       <w:r>
         <w:t xml:space="preserve"> </w:t>
       </w:r>
-      <w:hyperlink r:id="rId139">
+      <w:hyperlink r:id="rId141">
         <w:r>
           <w:rPr>
             <w:rStyle w:val="Hyperlink"/>
@@ -35453,7 +33604,7 @@
       <w:r>
         <w:t xml:space="preserve">(</w:t>
       </w:r>
-      <w:hyperlink r:id="rId140">
+      <w:hyperlink r:id="rId142">
         <w:r>
           <w:rPr>
             <w:rStyle w:val="Hyperlink"/>
@@ -35915,7 +34066,7 @@
       <w:tr>
         <w:tc>
           <w:tcPr/>
-          <w:bookmarkStart w:id="141" w:name="tbl-notational-shorthands"/>
+          <w:bookmarkStart w:id="143" w:name="tbl-notational-shorthands"/>
           <w:p>
             <w:pPr>
               <w:jc w:val="center"/>
@@ -37561,12 +35712,12 @@
               </w:tc>
             </w:tr>
           </w:tbl>
-          <w:bookmarkEnd w:id="141"/>
+          <w:bookmarkEnd w:id="143"/>
           <w:p/>
         </w:tc>
       </w:tr>
     </w:tbl>
-    <w:bookmarkStart w:id="143" w:name="rem-indefinite-integral-not-shorthand"/>
+    <w:bookmarkStart w:id="145" w:name="rem-indefinite-integral-not-shorthand"/>
     <w:p>
       <w:pPr>
         <w:pStyle w:val="BodyText"/>
@@ -37678,7 +35829,7 @@
       <w:r>
         <w:t xml:space="preserve"> </w:t>
       </w:r>
-      <w:hyperlink r:id="rId142">
+      <w:hyperlink r:id="rId144">
         <w:r>
           <w:rPr>
             <w:rStyle w:val="Hyperlink"/>
@@ -37839,36 +35990,28 @@
         <w:t xml:space="preserve">Writing the limits out tells the reader which of the two is meant.</w:t>
       </w:r>
     </w:p>
-    <w:bookmarkEnd w:id="143"/>
-    <w:bookmarkStart w:id="144" w:name="exm-expand-index-shorthand"/>
+    <w:bookmarkEnd w:id="145"/>
+    <w:bookmarkStart w:id="146" w:name="exm-expand-index-shorthand"/>
     <w:p>
       <w:pPr>
         <w:pStyle w:val="BodyText"/>
       </w:pPr>
-      <w:del w:id="363" w:author="PR Preview" w:date="2026-01-01T00:00:00Z">
-        <w:r>
-          <w:rPr>
-            <w:b/>
-            <w:bCs/>
-          </w:rPr>
-          <w:delText xml:space="preserve">Example 27 (Writing out an index shorthand)</w:delText>
-        </w:r>
-      </w:del>
-      <w:del w:id="364" w:author="PR Preview" w:date="2026-01-01T00:00:00Z">
-        <w:r>
-          <w:delText xml:space="preserve"> </w:delText>
-        </w:r>
-      </w:del>
-      <w:del w:id="365" w:author="PR Preview" w:date="2026-01-01T00:00:00Z">
-        <w:r>
-          <w:delText xml:space="preserve">Let</w:delText>
-        </w:r>
-      </w:del>
-      <w:del w:id="366" w:author="PR Preview" w:date="2026-01-01T00:00:00Z">
-        <w:r>
-          <w:delText xml:space="preserve"> </w:delText>
-        </w:r>
-      </w:del>
+      <w:r>
+        <w:rPr>
+          <w:b/>
+          <w:bCs/>
+        </w:rPr>
+        <w:t xml:space="preserve">Example 27 (Writing out an index shorthand)</w:t>
+      </w:r>
+      <w:r>
+        <w:t xml:space="preserve"> </w:t>
+      </w:r>
+      <w:r>
+        <w:t xml:space="preserve">Let</w:t>
+      </w:r>
+      <w:r>
+        <w:t xml:space="preserve"> </w:t>
+      </w:r>
       <m:oMath>
         <m:r>
           <m:t>n</m:t>
@@ -37883,21 +36026,15 @@
           <m:t>3</m:t>
         </m:r>
       </m:oMath>
-      <w:del w:id="367" w:author="PR Preview" w:date="2026-01-01T00:00:00Z">
-        <w:r>
-          <w:delText xml:space="preserve"> </w:delText>
-        </w:r>
-      </w:del>
-      <w:del w:id="368" w:author="PR Preview" w:date="2026-01-01T00:00:00Z">
-        <w:r>
-          <w:delText xml:space="preserve">and</w:delText>
-        </w:r>
-      </w:del>
-      <w:del w:id="369" w:author="PR Preview" w:date="2026-01-01T00:00:00Z">
-        <w:r>
-          <w:delText xml:space="preserve"> </w:delText>
-        </w:r>
-      </w:del>
+      <w:r>
+        <w:t xml:space="preserve"> </w:t>
+      </w:r>
+      <w:r>
+        <w:t xml:space="preserve">and</w:t>
+      </w:r>
+      <w:r>
+        <w:t xml:space="preserve"> </w:t>
+      </w:r>
       <m:oMath>
         <m:r>
           <m:rPr>
@@ -37999,26 +36136,18 @@
           <m:t>)</m:t>
         </m:r>
       </m:oMath>
-      <w:del w:id="370" w:author="PR Preview" w:date="2026-01-01T00:00:00Z">
-        <w:r>
-          <w:delText xml:space="preserve">.</w:delText>
-        </w:r>
-      </w:del>
-      <w:del w:id="371" w:author="PR Preview" w:date="2026-01-01T00:00:00Z">
-        <w:r>
-          <w:delText xml:space="preserve"> </w:delText>
-        </w:r>
-      </w:del>
-      <w:del w:id="372" w:author="PR Preview" w:date="2026-01-01T00:00:00Z">
-        <w:r>
-          <w:delText xml:space="preserve">A source that writes</w:delText>
-        </w:r>
-      </w:del>
-      <w:del w:id="373" w:author="PR Preview" w:date="2026-01-01T00:00:00Z">
-        <w:r>
-          <w:delText xml:space="preserve"> </w:delText>
-        </w:r>
-      </w:del>
+      <w:r>
+        <w:t xml:space="preserve">.</w:t>
+      </w:r>
+      <w:r>
+        <w:t xml:space="preserve"> </w:t>
+      </w:r>
+      <w:r>
+        <w:t xml:space="preserve">A source that writes</w:t>
+      </w:r>
+      <w:r>
+        <w:t xml:space="preserve"> </w:t>
+      </w:r>
       <m:oMath>
         <m:nary>
           <m:naryPr>
@@ -38053,21 +36182,15 @@
           </m:e>
         </m:nary>
       </m:oMath>
-      <w:del w:id="374" w:author="PR Preview" w:date="2026-01-01T00:00:00Z">
-        <w:r>
-          <w:delText xml:space="preserve"> </w:delText>
-        </w:r>
-      </w:del>
-      <w:del w:id="375" w:author="PR Preview" w:date="2026-01-01T00:00:00Z">
-        <w:r>
-          <w:delText xml:space="preserve">means</w:delText>
-        </w:r>
-      </w:del>
-      <w:del w:id="376" w:author="PR Preview" w:date="2026-01-01T00:00:00Z">
-        <w:r>
-          <w:delText xml:space="preserve"> </w:delText>
-        </w:r>
-      </w:del>
+      <w:r>
+        <w:t xml:space="preserve"> </w:t>
+      </w:r>
+      <w:r>
+        <w:t xml:space="preserve">means</w:t>
+      </w:r>
+      <w:r>
+        <w:t xml:space="preserve"> </w:t>
+      </w:r>
       <m:oMath>
         <m:nary>
           <m:naryPr>
@@ -38111,287 +36234,9 @@
           </m:e>
         </m:nary>
       </m:oMath>
-      <w:del w:id="377" w:author="PR Preview" w:date="2026-01-01T00:00:00Z">
-        <w:r>
-          <w:delText xml:space="preserve">:</w:delText>
-        </w:r>
-      </w:del>
-    </w:p>
-    <w:p>
-      <w:pPr>
-        <w:pStyle w:val="BodyText"/>
-      </w:pPr>
-      <w:ins w:id="378" w:author="PR Preview" w:date="2026-01-01T00:00:00Z">
-        <w:r>
-          <w:rPr>
-            <w:b/>
-            <w:bCs/>
-          </w:rPr>
-          <w:t xml:space="preserve">Example 26 (Writing out an index shorthand)</w:t>
-        </w:r>
-      </w:ins>
-      <w:ins w:id="379" w:author="PR Preview" w:date="2026-01-01T00:00:00Z">
-        <w:r>
-          <w:t xml:space="preserve"> </w:t>
-        </w:r>
-      </w:ins>
-      <w:ins w:id="380" w:author="PR Preview" w:date="2026-01-01T00:00:00Z">
-        <w:r>
-          <w:t xml:space="preserve">Let</w:t>
-        </w:r>
-      </w:ins>
-      <w:ins w:id="381" w:author="PR Preview" w:date="2026-01-01T00:00:00Z">
-        <w:r>
-          <w:t xml:space="preserve"> </w:t>
-        </w:r>
-      </w:ins>
-      <m:oMath>
-        <m:r>
-          <m:t>n</m:t>
-        </m:r>
-        <m:r>
-          <m:rPr>
-            <m:sty m:val="p"/>
-          </m:rPr>
-          <m:t>=</m:t>
-        </m:r>
-        <m:r>
-          <m:t>3</m:t>
-        </m:r>
-      </m:oMath>
-      <w:ins w:id="382" w:author="PR Preview" w:date="2026-01-01T00:00:00Z">
-        <w:r>
-          <w:t xml:space="preserve"> </w:t>
-        </w:r>
-      </w:ins>
-      <w:ins w:id="383" w:author="PR Preview" w:date="2026-01-01T00:00:00Z">
-        <w:r>
-          <w:t xml:space="preserve">and</w:t>
-        </w:r>
-      </w:ins>
-      <w:ins w:id="384" w:author="PR Preview" w:date="2026-01-01T00:00:00Z">
-        <w:r>
-          <w:t xml:space="preserve"> </w:t>
-        </w:r>
-      </w:ins>
-      <m:oMath>
-        <m:r>
-          <m:rPr>
-            <m:sty m:val="p"/>
-          </m:rPr>
-          <m:t>(</m:t>
-        </m:r>
-        <m:sSub>
-          <m:e>
-            <m:r>
-              <m:t>x</m:t>
-            </m:r>
-          </m:e>
-          <m:sub>
-            <m:r>
-              <m:t>1</m:t>
-            </m:r>
-          </m:sub>
-        </m:sSub>
-        <m:r>
-          <m:rPr>
-            <m:sty m:val="p"/>
-          </m:rPr>
-          <m:t>,</m:t>
-        </m:r>
-        <m:sSub>
-          <m:e>
-            <m:r>
-              <m:t>x</m:t>
-            </m:r>
-          </m:e>
-          <m:sub>
-            <m:r>
-              <m:t>2</m:t>
-            </m:r>
-          </m:sub>
-        </m:sSub>
-        <m:r>
-          <m:rPr>
-            <m:sty m:val="p"/>
-          </m:rPr>
-          <m:t>,</m:t>
-        </m:r>
-        <m:sSub>
-          <m:e>
-            <m:r>
-              <m:t>x</m:t>
-            </m:r>
-          </m:e>
-          <m:sub>
-            <m:r>
-              <m:t>3</m:t>
-            </m:r>
-          </m:sub>
-        </m:sSub>
-        <m:r>
-          <m:rPr>
-            <m:sty m:val="p"/>
-          </m:rPr>
-          <m:t>)</m:t>
-        </m:r>
-        <m:r>
-          <m:rPr>
-            <m:sty m:val="p"/>
-          </m:rPr>
-          <m:t>=</m:t>
-        </m:r>
-        <m:r>
-          <m:rPr>
-            <m:sty m:val="p"/>
-          </m:rPr>
-          <m:t>(</m:t>
-        </m:r>
-        <m:r>
-          <m:t>2</m:t>
-        </m:r>
-        <m:r>
-          <m:rPr>
-            <m:sty m:val="p"/>
-          </m:rPr>
-          <m:t>,</m:t>
-        </m:r>
-        <m:r>
-          <m:t>5</m:t>
-        </m:r>
-        <m:r>
-          <m:rPr>
-            <m:sty m:val="p"/>
-          </m:rPr>
-          <m:t>,</m:t>
-        </m:r>
-        <m:r>
-          <m:t>1</m:t>
-        </m:r>
-        <m:r>
-          <m:rPr>
-            <m:sty m:val="p"/>
-          </m:rPr>
-          <m:t>)</m:t>
-        </m:r>
-      </m:oMath>
-      <w:ins w:id="385" w:author="PR Preview" w:date="2026-01-01T00:00:00Z">
-        <w:r>
-          <w:t xml:space="preserve">.</w:t>
-        </w:r>
-      </w:ins>
-      <w:ins w:id="386" w:author="PR Preview" w:date="2026-01-01T00:00:00Z">
-        <w:r>
-          <w:t xml:space="preserve"> </w:t>
-        </w:r>
-      </w:ins>
-      <w:ins w:id="387" w:author="PR Preview" w:date="2026-01-01T00:00:00Z">
-        <w:r>
-          <w:t xml:space="preserve">A source that writes</w:t>
-        </w:r>
-      </w:ins>
-      <w:ins w:id="388" w:author="PR Preview" w:date="2026-01-01T00:00:00Z">
-        <w:r>
-          <w:t xml:space="preserve"> </w:t>
-        </w:r>
-      </w:ins>
-      <m:oMath>
-        <m:nary>
-          <m:naryPr>
-            <m:chr m:val="∑"/>
-            <m:limLoc m:val="undOvr"/>
-            <m:subHide m:val="off"/>
-            <m:supHide m:val="on"/>
-          </m:naryPr>
-          <m:sub>
-            <m:r>
-              <m:t>i</m:t>
-            </m:r>
-          </m:sub>
-          <m:sup>
-            <m:r>
-              <m:t>​</m:t>
-            </m:r>
-          </m:sup>
-          <m:e>
-            <m:sSub>
-              <m:e>
-                <m:r>
-                  <m:t>x</m:t>
-                </m:r>
-              </m:e>
-              <m:sub>
-                <m:r>
-                  <m:t>i</m:t>
-                </m:r>
-              </m:sub>
-            </m:sSub>
-          </m:e>
-        </m:nary>
-      </m:oMath>
-      <w:ins w:id="389" w:author="PR Preview" w:date="2026-01-01T00:00:00Z">
-        <w:r>
-          <w:t xml:space="preserve"> </w:t>
-        </w:r>
-      </w:ins>
-      <w:ins w:id="390" w:author="PR Preview" w:date="2026-01-01T00:00:00Z">
-        <w:r>
-          <w:t xml:space="preserve">means</w:t>
-        </w:r>
-      </w:ins>
-      <w:ins w:id="391" w:author="PR Preview" w:date="2026-01-01T00:00:00Z">
-        <w:r>
-          <w:t xml:space="preserve"> </w:t>
-        </w:r>
-      </w:ins>
-      <m:oMath>
-        <m:nary>
-          <m:naryPr>
-            <m:chr m:val="∑"/>
-            <m:limLoc m:val="undOvr"/>
-            <m:subHide m:val="off"/>
-            <m:supHide m:val="off"/>
-          </m:naryPr>
-          <m:sub>
-            <m:r>
-              <m:t>i</m:t>
-            </m:r>
-            <m:r>
-              <m:rPr>
-                <m:sty m:val="p"/>
-              </m:rPr>
-              <m:t>=</m:t>
-            </m:r>
-            <m:r>
-              <m:t>1</m:t>
-            </m:r>
-          </m:sub>
-          <m:sup>
-            <m:r>
-              <m:t>3</m:t>
-            </m:r>
-          </m:sup>
-          <m:e>
-            <m:sSub>
-              <m:e>
-                <m:r>
-                  <m:t>x</m:t>
-                </m:r>
-              </m:e>
-              <m:sub>
-                <m:r>
-                  <m:t>i</m:t>
-                </m:r>
-              </m:sub>
-            </m:sSub>
-          </m:e>
-        </m:nary>
-      </m:oMath>
-      <w:ins w:id="392" w:author="PR Preview" w:date="2026-01-01T00:00:00Z">
-        <w:r>
-          <w:t xml:space="preserve">:</w:t>
-        </w:r>
-      </w:ins>
+      <w:r>
+        <w:t xml:space="preserve">:</w:t>
+      </w:r>
     </w:p>
     <w:p>
       <w:pPr>
@@ -38592,9 +36437,9 @@
         </m:oMath>
       </m:oMathPara>
     </w:p>
-    <w:bookmarkEnd w:id="144"/>
-    <w:bookmarkStart w:id="170" w:name="refs"/>
-    <w:bookmarkStart w:id="146" w:name="ref-wikipedia_line_segment"/>
+    <w:bookmarkEnd w:id="146"/>
+    <w:bookmarkStart w:id="172" w:name="refs"/>
+    <w:bookmarkStart w:id="148" w:name="ref-wikipedia_line_segment"/>
     <w:p>
       <w:pPr>
         <w:pStyle w:val="Bibliography"/>
@@ -38641,7 +36486,7 @@
       <w:r>
         <w:t xml:space="preserve"> </w:t>
       </w:r>
-      <w:hyperlink r:id="rId145">
+      <w:hyperlink r:id="rId147">
         <w:r>
           <w:rPr>
             <w:rStyle w:val="Hyperlink"/>
@@ -38650,8 +36495,8 @@
         </w:r>
       </w:hyperlink>
     </w:p>
-    <w:bookmarkEnd w:id="146"/>
-    <w:bookmarkStart w:id="148" w:name="ref-wikipedia_chord_geometry"/>
+    <w:bookmarkEnd w:id="148"/>
+    <w:bookmarkStart w:id="150" w:name="ref-wikipedia_chord_geometry"/>
     <w:p>
       <w:pPr>
         <w:pStyle w:val="Bibliography"/>
@@ -38698,7 +36543,7 @@
       <w:r>
         <w:t xml:space="preserve"> </w:t>
       </w:r>
-      <w:hyperlink r:id="rId147">
+      <w:hyperlink r:id="rId149">
         <w:r>
           <w:rPr>
             <w:rStyle w:val="Hyperlink"/>
@@ -38707,8 +36552,8 @@
         </w:r>
       </w:hyperlink>
     </w:p>
-    <w:bookmarkEnd w:id="148"/>
-    <w:bookmarkStart w:id="150" w:name="ref-wikipedia_convex_function"/>
+    <w:bookmarkEnd w:id="150"/>
+    <w:bookmarkStart w:id="152" w:name="ref-wikipedia_convex_function"/>
     <w:p>
       <w:pPr>
         <w:pStyle w:val="Bibliography"/>
@@ -38755,7 +36600,7 @@
       <w:r>
         <w:t xml:space="preserve"> </w:t>
       </w:r>
-      <w:hyperlink r:id="rId149">
+      <w:hyperlink r:id="rId151">
         <w:r>
           <w:rPr>
             <w:rStyle w:val="Hyperlink"/>
@@ -38764,8 +36609,8 @@
         </w:r>
       </w:hyperlink>
     </w:p>
-    <w:bookmarkEnd w:id="150"/>
-    <w:bookmarkStart w:id="152" w:name="ref-wikipedia_jensens_inequality"/>
+    <w:bookmarkEnd w:id="152"/>
+    <w:bookmarkStart w:id="154" w:name="ref-wikipedia_jensens_inequality"/>
     <w:p>
       <w:pPr>
         <w:pStyle w:val="Bibliography"/>
@@ -38812,7 +36657,7 @@
       <w:r>
         <w:t xml:space="preserve"> </w:t>
       </w:r>
-      <w:hyperlink r:id="rId151">
+      <w:hyperlink r:id="rId153">
         <w:r>
           <w:rPr>
             <w:rStyle w:val="Hyperlink"/>
@@ -38821,8 +36666,8 @@
         </w:r>
       </w:hyperlink>
     </w:p>
-    <w:bookmarkEnd w:id="152"/>
-    <w:bookmarkStart w:id="154" w:name="ref-wikipedia_upper_and_lower_bounds"/>
+    <w:bookmarkEnd w:id="154"/>
+    <w:bookmarkStart w:id="156" w:name="ref-wikipedia_upper_and_lower_bounds"/>
     <w:p>
       <w:pPr>
         <w:pStyle w:val="Bibliography"/>
@@ -38869,7 +36714,7 @@
       <w:r>
         <w:t xml:space="preserve"> </w:t>
       </w:r>
-      <w:hyperlink r:id="rId153">
+      <w:hyperlink r:id="rId155">
         <w:r>
           <w:rPr>
             <w:rStyle w:val="Hyperlink"/>
@@ -38878,8 +36723,8 @@
         </w:r>
       </w:hyperlink>
     </w:p>
-    <w:bookmarkEnd w:id="154"/>
-    <w:bookmarkStart w:id="156" w:name="ref-wikipedia_least_upper_bound_property"/>
+    <w:bookmarkEnd w:id="156"/>
+    <w:bookmarkStart w:id="158" w:name="ref-wikipedia_least_upper_bound_property"/>
     <w:p>
       <w:pPr>
         <w:pStyle w:val="Bibliography"/>
@@ -38926,7 +36771,7 @@
       <w:r>
         <w:t xml:space="preserve"> </w:t>
       </w:r>
-      <w:hyperlink r:id="rId155">
+      <w:hyperlink r:id="rId157">
         <w:r>
           <w:rPr>
             <w:rStyle w:val="Hyperlink"/>
@@ -38935,8 +36780,8 @@
         </w:r>
       </w:hyperlink>
     </w:p>
-    <w:bookmarkEnd w:id="156"/>
-    <w:bookmarkStart w:id="157" w:name="ref-rudin1976principles"/>
+    <w:bookmarkEnd w:id="158"/>
+    <w:bookmarkStart w:id="159" w:name="ref-rudin1976principles"/>
     <w:p>
       <w:pPr>
         <w:pStyle w:val="Bibliography"/>
@@ -38967,8 +36812,8 @@
         <w:t xml:space="preserve">, 3rd ed. in International series in pure and applied mathematics. New York: McGraw-Hill, 1976.</w:t>
       </w:r>
     </w:p>
-    <w:bookmarkEnd w:id="157"/>
-    <w:bookmarkStart w:id="159" w:name="ref-wikipedia_infimum_and_supremum"/>
+    <w:bookmarkEnd w:id="159"/>
+    <w:bookmarkStart w:id="161" w:name="ref-wikipedia_infimum_and_supremum"/>
     <w:p>
       <w:pPr>
         <w:pStyle w:val="Bibliography"/>
@@ -39015,7 +36860,7 @@
       <w:r>
         <w:t xml:space="preserve"> </w:t>
       </w:r>
-      <w:hyperlink r:id="rId158">
+      <w:hyperlink r:id="rId160">
         <w:r>
           <w:rPr>
             <w:rStyle w:val="Hyperlink"/>
@@ -39024,8 +36869,8 @@
         </w:r>
       </w:hyperlink>
     </w:p>
-    <w:bookmarkEnd w:id="159"/>
-    <w:bookmarkStart w:id="161" w:name="ref-wikipedia_identity_element"/>
+    <w:bookmarkEnd w:id="161"/>
+    <w:bookmarkStart w:id="163" w:name="ref-wikipedia_identity_element"/>
     <w:p>
       <w:pPr>
         <w:pStyle w:val="Bibliography"/>
@@ -39072,7 +36917,7 @@
       <w:r>
         <w:t xml:space="preserve"> </w:t>
       </w:r>
-      <w:hyperlink r:id="rId160">
+      <w:hyperlink r:id="rId162">
         <w:r>
           <w:rPr>
             <w:rStyle w:val="Hyperlink"/>
@@ -39081,8 +36926,8 @@
         </w:r>
       </w:hyperlink>
     </w:p>
-    <w:bookmarkEnd w:id="161"/>
-    <w:bookmarkStart w:id="163" w:name="ref-wikipedia_commutative_property"/>
+    <w:bookmarkEnd w:id="163"/>
+    <w:bookmarkStart w:id="165" w:name="ref-wikipedia_commutative_property"/>
     <w:p>
       <w:pPr>
         <w:pStyle w:val="Bibliography"/>
@@ -39129,7 +36974,7 @@
       <w:r>
         <w:t xml:space="preserve"> </w:t>
       </w:r>
-      <w:hyperlink r:id="rId162">
+      <w:hyperlink r:id="rId164">
         <w:r>
           <w:rPr>
             <w:rStyle w:val="Hyperlink"/>
@@ -39138,8 +36983,8 @@
         </w:r>
       </w:hyperlink>
     </w:p>
-    <w:bookmarkEnd w:id="163"/>
-    <w:bookmarkStart w:id="165" w:name="ref-wikipedia_associative_property"/>
+    <w:bookmarkEnd w:id="165"/>
+    <w:bookmarkStart w:id="167" w:name="ref-wikipedia_associative_property"/>
     <w:p>
       <w:pPr>
         <w:pStyle w:val="Bibliography"/>
@@ -39186,7 +37031,7 @@
       <w:r>
         <w:t xml:space="preserve"> </w:t>
       </w:r>
-      <w:hyperlink r:id="rId164">
+      <w:hyperlink r:id="rId166">
         <w:r>
           <w:rPr>
             <w:rStyle w:val="Hyperlink"/>
@@ -39195,8 +37040,8 @@
         </w:r>
       </w:hyperlink>
     </w:p>
-    <w:bookmarkEnd w:id="165"/>
-    <w:bookmarkStart w:id="167" w:name="ref-wikipedia_distributive_property"/>
+    <w:bookmarkEnd w:id="167"/>
+    <w:bookmarkStart w:id="169" w:name="ref-wikipedia_distributive_property"/>
     <w:p>
       <w:pPr>
         <w:pStyle w:val="Bibliography"/>
@@ -39243,7 +37088,7 @@
       <w:r>
         <w:t xml:space="preserve"> </w:t>
       </w:r>
-      <w:hyperlink r:id="rId166">
+      <w:hyperlink r:id="rId168">
         <w:r>
           <w:rPr>
             <w:rStyle w:val="Hyperlink"/>
@@ -39252,8 +37097,8 @@
         </w:r>
       </w:hyperlink>
     </w:p>
-    <w:bookmarkEnd w:id="167"/>
-    <w:bookmarkStart w:id="169" w:name="ref-wikipedia_like_terms"/>
+    <w:bookmarkEnd w:id="169"/>
+    <w:bookmarkStart w:id="171" w:name="ref-wikipedia_like_terms"/>
     <w:p>
       <w:pPr>
         <w:pStyle w:val="Bibliography"/>
@@ -39300,7 +37145,7 @@
       <w:r>
         <w:t xml:space="preserve"> </w:t>
       </w:r>
-      <w:hyperlink r:id="rId168">
+      <w:hyperlink r:id="rId170">
         <w:r>
           <w:rPr>
             <w:rStyle w:val="Hyperlink"/>
@@ -39309,9 +37154,9 @@
         </w:r>
       </w:hyperlink>
     </w:p>
-    <w:bookmarkEnd w:id="169"/>
-    <w:bookmarkEnd w:id="170"/>
     <w:bookmarkEnd w:id="171"/>
+    <w:bookmarkEnd w:id="172"/>
+    <w:bookmarkEnd w:id="173"/>
     <w:sectPr>
       <w:footnotePr>
         <w:numRestart w:val="eachSect"/>
